--- a/rapports/16_02_2026/Amina_DEME/coh_EQ20_sup_112201020005.docx
+++ b/rapports/16_02_2026/Amina_DEME/coh_EQ20_sup_112201020005.docx
@@ -25,7 +25,7 @@
         <w:br/>
         <w:t>Grappe: 112201020005</w:t>
         <w:br/>
-        <w:t>Date: 16/02/2026 a 12:40</w:t>
+        <w:t>Date: 16/02/2026 a 12:58</w:t>
       </w:r>
     </w:p>
     <w:p/>

--- a/rapports/16_02_2026/Amina_DEME/coh_EQ20_sup_112201020005.docx
+++ b/rapports/16_02_2026/Amina_DEME/coh_EQ20_sup_112201020005.docx
@@ -25,7 +25,7 @@
         <w:br/>
         <w:t>Grappe: 112201020005</w:t>
         <w:br/>
-        <w:t>Date: 16/02/2026 a 12:58</w:t>
+        <w:t>Date: 16/02/2026 a 13:05</w:t>
       </w:r>
     </w:p>
     <w:p/>
@@ -295,38 +295,6 @@
           </w:tcPr>
           <w:p>
             <w:r>
-              <w:t>Section1</w:t>
-            </w:r>
-          </w:p>
-        </w:tc>
-        <w:tc>
-          <w:tcPr>
-            <w:tcW w:type="dxa" w:w="3324"/>
-          </w:tcPr>
-          <w:p>
-            <w:r>
-              <w:t>Caracteristiques des membres</w:t>
-            </w:r>
-          </w:p>
-        </w:tc>
-        <w:tc>
-          <w:tcPr>
-            <w:tcW w:type="dxa" w:w="3324"/>
-          </w:tcPr>
-          <w:p>
-            <w:r>
-              <w:t>11</w:t>
-            </w:r>
-          </w:p>
-        </w:tc>
-      </w:tr>
-      <w:tr>
-        <w:tc>
-          <w:tcPr>
-            <w:tcW w:type="dxa" w:w="3324"/>
-          </w:tcPr>
-          <w:p>
-            <w:r>
               <w:t>Section9c</w:t>
             </w:r>
           </w:p>
@@ -359,7 +327,7 @@
           </w:tcPr>
           <w:p>
             <w:r>
-              <w:t>Section4b</w:t>
+              <w:t>Section1</w:t>
             </w:r>
           </w:p>
         </w:tc>
@@ -369,7 +337,7 @@
           </w:tcPr>
           <w:p>
             <w:r>
-              <w:t>Emploi - Activite principale</w:t>
+              <w:t>Caracteristiques des membres</w:t>
             </w:r>
           </w:p>
         </w:tc>
@@ -379,39 +347,7 @@
           </w:tcPr>
           <w:p>
             <w:r>
-              <w:t>9</w:t>
-            </w:r>
-          </w:p>
-        </w:tc>
-      </w:tr>
-      <w:tr>
-        <w:tc>
-          <w:tcPr>
-            <w:tcW w:type="dxa" w:w="3324"/>
-          </w:tcPr>
-          <w:p>
-            <w:r>
-              <w:t>Section19</w:t>
-            </w:r>
-          </w:p>
-        </w:tc>
-        <w:tc>
-          <w:tcPr>
-            <w:tcW w:type="dxa" w:w="3324"/>
-          </w:tcPr>
-          <w:p>
-            <w:r>
-              <w:t>Equipements agricoles</w:t>
-            </w:r>
-          </w:p>
-        </w:tc>
-        <w:tc>
-          <w:tcPr>
-            <w:tcW w:type="dxa" w:w="3324"/>
-          </w:tcPr>
-          <w:p>
-            <w:r>
-              <w:t>9</w:t>
+              <w:t>10</w:t>
             </w:r>
           </w:p>
         </w:tc>
@@ -455,7 +391,7 @@
           </w:tcPr>
           <w:p>
             <w:r>
-              <w:t>Section10a</w:t>
+              <w:t>Section4b</w:t>
             </w:r>
           </w:p>
         </w:tc>
@@ -465,7 +401,39 @@
           </w:tcPr>
           <w:p>
             <w:r>
-              <w:t>Existence entreprise non agricole</w:t>
+              <w:t>Emploi - Activite principale</w:t>
+            </w:r>
+          </w:p>
+        </w:tc>
+        <w:tc>
+          <w:tcPr>
+            <w:tcW w:type="dxa" w:w="3324"/>
+          </w:tcPr>
+          <w:p>
+            <w:r>
+              <w:t>8</w:t>
+            </w:r>
+          </w:p>
+        </w:tc>
+      </w:tr>
+      <w:tr>
+        <w:tc>
+          <w:tcPr>
+            <w:tcW w:type="dxa" w:w="3324"/>
+          </w:tcPr>
+          <w:p>
+            <w:r>
+              <w:t>Section19</w:t>
+            </w:r>
+          </w:p>
+        </w:tc>
+        <w:tc>
+          <w:tcPr>
+            <w:tcW w:type="dxa" w:w="3324"/>
+          </w:tcPr>
+          <w:p>
+            <w:r>
+              <w:t>Equipements agricoles</w:t>
             </w:r>
           </w:p>
         </w:tc>
@@ -498,6 +466,38 @@
           <w:p>
             <w:r>
               <w:t>Emploi</w:t>
+            </w:r>
+          </w:p>
+        </w:tc>
+        <w:tc>
+          <w:tcPr>
+            <w:tcW w:type="dxa" w:w="3324"/>
+          </w:tcPr>
+          <w:p>
+            <w:r>
+              <w:t>7</w:t>
+            </w:r>
+          </w:p>
+        </w:tc>
+      </w:tr>
+      <w:tr>
+        <w:tc>
+          <w:tcPr>
+            <w:tcW w:type="dxa" w:w="3324"/>
+          </w:tcPr>
+          <w:p>
+            <w:r>
+              <w:t>Section10a</w:t>
+            </w:r>
+          </w:p>
+        </w:tc>
+        <w:tc>
+          <w:tcPr>
+            <w:tcW w:type="dxa" w:w="3324"/>
+          </w:tcPr>
+          <w:p>
+            <w:r>
+              <w:t>Existence entreprise non agricole</w:t>
             </w:r>
           </w:p>
         </w:tc>
@@ -873,8 +873,6 @@
         </w:rPr>
         <w:t xml:space="preserve">- Les informations sur l'acte de naissance (ni Jours, ni mois et ni années) de  Abdoulaye Ndiaye  manquent, s'il vous plait pouvez-vous fournir d'effort pour avoir ces informations. </w:t>
         <w:br/>
-        <w:t xml:space="preserve">- Les informations sur l'acte de naissance (ni Jours, ni mois et ni années) de  Amadou Ndiaye  manquent, s'il vous plait pouvez-vous fournir d'effort pour avoir ces informations. </w:t>
-        <w:br/>
         <w:t xml:space="preserve">- Les informations sur l'acte de naissance (ni Jours, ni mois et ni années) de  Aïssata Moussa Ndiaye  manquent, s'il vous plait pouvez-vous fournir d'effort pour avoir ces informations. </w:t>
         <w:br/>
         <w:t xml:space="preserve">- Les informations sur l'acte de naissance (ni Jours, ni mois et ni années) de  Fatimata Moussa Ndiaye  manquent, s'il vous plait pouvez-vous fournir d'effort pour avoir ces informations. </w:t>
@@ -963,9 +961,7 @@
         <w:rPr>
           <w:sz w:val="20"/>
         </w:rPr>
-        <w:t xml:space="preserve">- Le montant(41000 FCFA) des dépenses pour chaque visite prénatale de OUMOU DEMBA COULIBALY semble faible (voir nul) ou élevé, prière de corriger. </w:t>
-        <w:br/>
-        <w:t>- Vous déclarez que COUMBA DIALLA CAMARA dans ce ménage s'est consulté dans un service de santé, ou chez un guérisseur au cours des 3 derniers mois sans hospitalisation (ne pas considérer les consultations prénatales) q13=Oui, mais vous avez pris NSP partout de la question q14 à q21.</w:t>
+        <w:t>- Le montant(41000 FCFA) des dépenses pour chaque visite prénatale de OUMOU DEMBA COULIBALY semble faible (voir nul) ou élevé, prière de corriger.</w:t>
       </w:r>
     </w:p>
     <w:p>
@@ -1011,7 +1007,7 @@
         <w:br/>
         <w:t xml:space="preserve">- Nombre de mois exercé par Abou Ndiaye dans l'emploi au cours des 12 derniers mois semble faible, veuillez corriger s'il vous plait ou comfirmer avec le QG. </w:t>
         <w:br/>
-        <w:t xml:space="preserve">- Nombre de mois exercé par COUMBA  ATCHIA DIOP dans l'emploi au cours des 12 derniers mois semble faible, veuillez corriger s'il vous plait ou comfirmer avec le QG. Attention ! Le nombre de jours que COUMBA  ATCHIA DIOP a travaillés par mois semble être inférieur à 15. Veuillez, s'il vous plaît, confirmer cette information. </w:t>
+        <w:t xml:space="preserve">- Nombre de mois exercé par COUMBA  ATCHIA DIOP dans l'emploi au cours des 12 derniers mois semble faible, veuillez corriger s'il vous plait ou comfirmer avec le QG. </w:t>
         <w:br/>
         <w:t xml:space="preserve">- Nombre de mois exercé par COUMBA DIALLA CAMARA dans l'emploi au cours des 12 derniers mois semble faible, veuillez corriger s'il vous plait ou comfirmer avec le QG. </w:t>
         <w:br/>
@@ -1019,7 +1015,7 @@
         <w:br/>
         <w:t xml:space="preserve">- Nombre de mois exercé par MAIMOUNA HAMADY NDIAYE dans l'emploi au cours des 12 derniers mois semble faible, veuillez corriger s'il vous plait ou comfirmer avec le QG. </w:t>
         <w:br/>
-        <w:t xml:space="preserve">- Nombre de mois exercé par MOUSSA Ndiaye dans l'emploi au cours des 12 derniers mois semble faible, veuillez corriger s'il vous plait ou comfirmer avec le QG. Attention ! Le nombre de jours que MOUSSA Ndiaye a travaillés par mois semble être inférieur à 15. Veuillez, s'il vous plaît, confirmer cette information. </w:t>
+        <w:t xml:space="preserve">- Nombre de mois exercé par MOUSSA Ndiaye dans l'emploi au cours des 12 derniers mois semble faible, veuillez corriger s'il vous plait ou comfirmer avec le QG. </w:t>
         <w:br/>
         <w:t xml:space="preserve">- Nombre de mois exercé par Mamadou Ndiaye dans l'emploi au cours des 12 derniers mois semble faible, veuillez corriger s'il vous plait ou comfirmer avec le QG. </w:t>
         <w:br/>
@@ -1046,7 +1042,7 @@
         <w:rPr>
           <w:sz w:val="20"/>
         </w:rPr>
-        <w:t>- Attention ! Le prix unitaire d'achat (200 Fcfa) de Feuilles de patate en Sachets (Petit) est relativement élevé par rapport aux autres prix observés dans cette zone. Prière de corriger ou de confirmer avec le QG. Attention ! Le prix unitaire d'achat (50 Fcfa) de Carpe séchée en Morceau (Portion) (Petit) est relativement faible par rapport aux autres prix observés dans cette zone. Prière de corriger ou de confirmer avec le QG. Attention ! Le prix unitaire d'achat (50 Fcfa) de Poisson séché en condiment en Morceau (Portion) (Petit) est relativement faible par rapport aux autres prix observés dans cette zone. Prière de corriger ou de confirmer avec le QG. Avertissement!! La quantité (8 litre) du produit Huile de soja  consommée  par le ménage semble très élevé, prière de corriger ou confirmer avec le QG. Avertissement!!! Le ménage a consommé 14 Paquet Petit de Thé en sachet, cette quantité semble anormale pour une consommation des 7 derniers jours.Prière de corriger ou de confirmer avec le QG. Avertissement!! le prix unitaire (125 Fcfa) de Thé en sachet (unité: Paquet) de taille Petit est très faible ou élevé. Prière de corriger ou de confirmer avec le QG. Le prix d'achat unitaire (1 Fcfa) de Sel en Sachets de taille Petit  est invraisemblable, prière de regarder les reponses prises dans les questions s07bq07a s07bq07b s07bq07c s07bq08 pour mieux corriger.</w:t>
+        <w:t>- Attention ! Le prix unitaire d'achat (200 Fcfa) de Feuilles de patate en Sachets (Petit) est relativement élevé par rapport aux autres prix observés dans cette zone. Prière de corriger ou de confirmer avec le QG. Attention ! Le prix unitaire d'achat (50 Fcfa) de Carpe séchée en Morceau (Portion) (Petit) est relativement faible par rapport aux autres prix observés dans cette zone. Prière de corriger ou de confirmer avec le QG. Attention ! Le prix unitaire d'achat (50 Fcfa) de Poisson séché en condiment en Morceau (Portion) (Petit) est relativement faible par rapport aux autres prix observés dans cette zone. Prière de corriger ou de confirmer avec le QG. Avertissement!! La quantité (8 litre) du produit Huile de soja  consommée  par le ménage semble très élevé, prière de corriger ou confirmer avec le QG. Avertissement!!! Le ménage a consommé 14 Paquet Petit de Thé en sachet, cette quantité semble anormale pour une consommation des 7 derniers jours.Prière de corriger ou de confirmer avec le QG. Avertissement!! le prix unitaire (125 Fcfa) de Thé en sachet (unité: Paquet) de taille Petit est très faible ou élevé. Prière de corriger ou de confirmer avec le QG. Attention ! Le prix unitaire d'achat (125 Fcfa) de Thé en sachet en Paquet (Petit) est relativement élevé par rapport aux autres prix observés dans cette zone. Prière de corriger ou de confirmer avec le QG. Le prix d'achat unitaire (1 Fcfa) de Sel en Sachets de taille Petit  est invraisemblable, prière de regarder les reponses prises dans les questions s07bq07a s07bq07b s07bq07c s07bq08 pour mieux corriger.</w:t>
       </w:r>
     </w:p>
     <w:p>
@@ -1131,6 +1127,8 @@
           <w:sz w:val="20"/>
         </w:rPr>
         <w:t xml:space="preserve">- Attention ! Congélateur a été achété à 100000 Fcfa est relativement faible par rapport aux autres prix d'achat observés dans cette zone. Prière de corriger ou de confirmer avec le QG. </w:t>
+        <w:br/>
+        <w:t xml:space="preserve">- Attention ! Fer à repasser à charbon a été achété à 10000 Fcfa est relativement élevé par rapport aux autres prix d'achat observés dans cette zone. Prière de corriger ou de confirmer avec le QG. </w:t>
         <w:br/>
         <w:t xml:space="preserve">- Avertissement!!! Le prix d'achat (150000) de l'article  Pirogue et hors-bord (bateaux de plaisance) est inférieur aux prix de revente (200000)  avec l'âge du bien atteignant 1 ans. Prière de vérifier ou confirmer avec l'enquêté et mettre les bonnes valeurs après verification, s'il le faut. </w:t>
         <w:br/>
@@ -1572,9 +1570,9 @@
         <w:br/>
         <w:t xml:space="preserve">- Les informations sur l'acte de naissance (ni Jours, ni mois et ni années) de  hawa  sy  manquent, s'il vous plait pouvez-vous fournir d'effort pour avoir ces informations. </w:t>
         <w:br/>
-        <w:t xml:space="preserve">- Les informations sur l'acte de naissance (ni Jours, ni mois et ni années) de  maimouna ngaido  manquent, s'il vous plait pouvez-vous fournir d'effort pour avoir ces informations.  Avertissement! Veuillez renseigner par oui ou non toutes les modalités de la question s01q47. Attention ! Le montant (8000 Fcfa) dépensé ou reçu en cadeau pour les recharges internet ou de forfaits de données mobiles(hors appels vocaux), aucours des 30 derniers jours de  maimouna ngaido est relativement élevé par rapport aux autres montants depansés observés dans cette zone. Prière de corriger ou de confirmer avec le QG. </w:t>
-        <w:br/>
-        <w:t xml:space="preserve">- Les informations sur l'acte de naissance (ni Jours, ni mois et ni années) de  mamadou ngaido  manquent, s'il vous plait pouvez-vous fournir d'effort pour avoir ces informations. Attention ! Le montant (5000 Fcfa) dépensé ou reçu en cadeau pour les cartes prépayées, les transferts de crédit et les abonnements de  mamadou ngaido est relativement élevé par rapport aux autres montants depansés observés dans cette zone. Prière de corriger ou de confirmer avec le QG. Attention ! Le montant (8000 Fcfa) dépensé ou reçu en cadeau pour les recharges internet ou de forfaits de données mobiles(hors appels vocaux), aucours des 30 derniers jours de  mamadou ngaido est relativement élevé par rapport aux autres montants depansés observés dans cette zone. Prière de corriger ou de confirmer avec le QG. </w:t>
+        <w:t xml:space="preserve">- Les informations sur l'acte de naissance (ni Jours, ni mois et ni années) de  maimouna ngaido  manquent, s'il vous plait pouvez-vous fournir d'effort pour avoir ces informations.  Avertissement! Veuillez renseigner par oui ou non toutes les modalités de la question s01q47. </w:t>
+        <w:br/>
+        <w:t xml:space="preserve">- Les informations sur l'acte de naissance (ni Jours, ni mois et ni années) de  mamadou ngaido  manquent, s'il vous plait pouvez-vous fournir d'effort pour avoir ces informations. </w:t>
         <w:br/>
         <w:t>- Les informations sur l'acte de naissance (ni Jours, ni mois et ni années) de  seydou ngaido  manquent, s'il vous plait pouvez-vous fournir d'effort pour avoir ces informations.</w:t>
       </w:r>
@@ -1628,7 +1626,7 @@
         <w:rPr>
           <w:sz w:val="20"/>
         </w:rPr>
-        <w:t>- Avertissement!!! Le ménage a consommé 14 Paquet Petit de Thé en sachet, cette quantité semble anormale pour une consommation des 7 derniers jours.Prière de corriger ou de confirmer avec le QG. Avertissement!! le prix unitaire (150 Fcfa) de Thé en sachet (unité: Paquet) de taille Petit est très faible ou élevé. Prière de corriger ou de confirmer avec le QG. Avertissement!!!Le ménage a consommé 49 Morceau (Portion) de Petit de Beurre  ce qui semble incoherent pour une consommation aucours des 7 derniers jours, prière de verifier et corriger. Avertissement!!!Le ménage a consommé 49 miche de Petit de Pain traditionnel (Baguette)  ce qui semble incoherent pour une consommation aucours des 7 derniers jours, prière de verifier et corriger.</w:t>
+        <w:t>- Avertissement!!! Le ménage a consommé 14 Paquet Petit de Thé en sachet, cette quantité semble anormale pour une consommation des 7 derniers jours.Prière de corriger ou de confirmer avec le QG. Avertissement!! le prix unitaire (150 Fcfa) de Thé en sachet (unité: Paquet) de taille Petit est très faible ou élevé. Prière de corriger ou de confirmer avec le QG. Attention ! Le prix unitaire d'achat (150 Fcfa) de Thé en sachet en Paquet (Petit) est relativement élevé par rapport aux autres prix observés dans cette zone. Prière de corriger ou de confirmer avec le QG. Avertissement!!!Le ménage a consommé 49 Morceau (Portion) de Petit de Beurre  ce qui semble incoherent pour une consommation aucours des 7 derniers jours, prière de verifier et corriger. Avertissement!!!Le ménage a consommé 49 miche de Petit de Pain traditionnel (Baguette)  ce qui semble incoherent pour une consommation aucours des 7 derniers jours, prière de verifier et corriger.</w:t>
       </w:r>
     </w:p>
     <w:p>
@@ -1680,27 +1678,6 @@
           <w:color w:val="4672C4"/>
           <w:sz w:val="22"/>
         </w:rPr>
-        <w:t>&gt;&gt; Section10a - Existence entreprise non agricole</w:t>
-      </w:r>
-    </w:p>
-    <w:p>
-      <w:pPr>
-        <w:ind w:left="283"/>
-      </w:pPr>
-      <w:r>
-        <w:rPr>
-          <w:sz w:val="20"/>
-        </w:rPr>
-        <w:t>- Avertissement!!! Le ménage de hamidou  ousmane NGAID0 a comme taille 6 personnes dont ils vivent à MATAM Rural et aucune d'entre ne possède une entreprise non agricole, prière de revoir cette partie de la section 10 de ce menage.</w:t>
-      </w:r>
-    </w:p>
-    <w:p>
-      <w:r>
-        <w:rPr>
-          <w:b/>
-          <w:color w:val="4672C4"/>
-          <w:sz w:val="22"/>
-        </w:rPr>
         <w:t>&gt;&gt; Section16a - Champs et parcelles</w:t>
       </w:r>
     </w:p>
@@ -1719,6 +1696,27 @@
         <w:t xml:space="preserve">- Avertissement!! Le champs a comme nom (CHAMPS 1 riz paddy) qui ne semble pas être un bon nom ou contient des lettres, prière de mettre le vrai nom du champs. Avertissement!! La parcelle a comme nom (parcelle1) qui ne semble pas être un bon nom ou contient des lettres, prière de mettre le vrai nom de la parcelle. La superficie de la parcelle parcelle1 selon les mesures GPS est de 2388.49 hectare qui semble élevé ou faible, prière de corriger. Le document légal (titre, acte, certificat etc. ) qui affirme votre possession de la parcelle parcelle1 est  et semble exister dans les modalités, prière de prendre attache avec le QG pour plus d'explication afin de la classer bien. </w:t>
         <w:br/>
         <w:t>- Avertissement!! Le champs a comme nom (CHAMPS 1 riz paddy) qui ne semble pas être un bon nom ou contient des lettres, prière de mettre le vrai nom du champs. Avertissement!! La parcelle a comme nom (parcelle1) qui ne semble pas être un bon nom ou contient des lettres, prière de mettre le vrai nom de la parcelle. La superficie de la parcelle parcelle1 selon les mesures GPS est de 2642.62 hectare qui semble élevé ou faible, prière de corriger. Le document légal (titre, acte, certificat etc. ) qui affirme votre possession de la parcelle parcelle1 est  et semble exister dans les modalités, prière de prendre attache avec le QG pour plus d'explication afin de la classer bien.</w:t>
+      </w:r>
+    </w:p>
+    <w:p>
+      <w:r>
+        <w:rPr>
+          <w:b/>
+          <w:color w:val="4672C4"/>
+          <w:sz w:val="22"/>
+        </w:rPr>
+        <w:t>&gt;&gt; Section17 - Elevage</w:t>
+      </w:r>
+    </w:p>
+    <w:p>
+      <w:pPr>
+        <w:ind w:left="283"/>
+      </w:pPr>
+      <w:r>
+        <w:rPr>
+          <w:sz w:val="20"/>
+        </w:rPr>
+        <w:t>- Avertissement! Le prix unitaire (3333.333 Fcfa) d'un Asins (Anes,  mules, mulets), Equins (Chevaux) est trop petit ou élevé. Veuillez confirmer ces informations avec le QG ou apporter les corrections nécessaires.</w:t>
       </w:r>
     </w:p>
     <w:p>
@@ -1739,9 +1737,7 @@
         <w:rPr>
           <w:sz w:val="20"/>
         </w:rPr>
-        <w:t xml:space="preserve">- Attention ! Charrettes a été revendu à 150000 Fcfa qui est relativement élevé par rapport aux autres prix de revente observés dans cette zone. Prière de corriger ou de confirmer avec le QG. </w:t>
-        <w:br/>
-        <w:t>- Attention ! Hache-Paille a été achété à 5000 Fcfa est relativement élevé par rapport aux autres prix d'achat observés dans cette zone. Prière de corriger ou de confirmer avec le QG. Attention ! Hache-Paille a été revendu à 5000 Fcfa qui est relativement élevé par rapport aux autres prix de revente observés dans cette zone. Prière de corriger ou de confirmer avec le QG.</w:t>
+        <w:t>- Attention ! Hache-Paille a été revendu à 3000 Fcfa qui est relativement élevé par rapport aux autres prix de revente observés dans cette zone. Prière de corriger ou de confirmer avec le QG.</w:t>
       </w:r>
     </w:p>
     <w:p>
@@ -2077,8 +2073,6 @@
         <w:rPr>
           <w:sz w:val="20"/>
         </w:rPr>
-        <w:t xml:space="preserve">- Attention ! Le montant (5000 Fcfa) dépensé ou reçu en cadeau pour les cartes prépayées, les transferts de crédit et les abonnements de  ousmane ngaido est relativement élevé par rapport aux autres montants depansés observés dans cette zone. Prière de corriger ou de confirmer avec le QG. </w:t>
-        <w:br/>
         <w:t xml:space="preserve">- Les informations sur l'acte de naissance (ni Jours, ni mois et ni années) de  ablaye  ngaido  manquent, s'il vous plait pouvez-vous fournir d'effort pour avoir ces informations. </w:t>
         <w:br/>
         <w:t xml:space="preserve">- Les informations sur l'acte de naissance (ni Jours, ni mois et ni années) de  aissata ngaido  manquent, s'il vous plait pouvez-vous fournir d'effort pour avoir ces informations. </w:t>
@@ -2087,7 +2081,7 @@
         <w:br/>
         <w:t xml:space="preserve">- Les informations sur l'acte de naissance (ni Jours, ni mois et ni années) de  diarry ngaido  manquent, s'il vous plait pouvez-vous fournir d'effort pour avoir ces informations. </w:t>
         <w:br/>
-        <w:t xml:space="preserve">- Les informations sur l'acte de naissance (ni Jours, ni mois et ni années) de  diete sy  manquent, s'il vous plait pouvez-vous fournir d'effort pour avoir ces informations.  Avertissement! Veuillez renseigner par oui ou non toutes les modalités de la question s01q47. Attention ! Le montant (5000 Fcfa) dépensé ou reçu en cadeau pour les cartes prépayées, les transferts de crédit et les abonnements de  diete sy est relativement élevé par rapport aux autres montants depansés observés dans cette zone. Prière de corriger ou de confirmer avec le QG. </w:t>
+        <w:t xml:space="preserve">- Les informations sur l'acte de naissance (ni Jours, ni mois et ni années) de  diete sy  manquent, s'il vous plait pouvez-vous fournir d'effort pour avoir ces informations.  Avertissement! Veuillez renseigner par oui ou non toutes les modalités de la question s01q47. </w:t>
         <w:br/>
         <w:t xml:space="preserve">- Les informations sur l'acte de naissance (ni Jours, ni mois et ni années) de  gatta ngaido  manquent, s'il vous plait pouvez-vous fournir d'effort pour avoir ces informations. Le mois de l'enfant ( gatta ngaido ) n'est pas connu mais vous avez declaré en s01q04a le nombre de mois, prière de changer NSP au niveau de s01q03b. </w:t>
         <w:br/>
@@ -2099,7 +2093,7 @@
         <w:br/>
         <w:t xml:space="preserve">- Les informations sur l'acte de naissance (ni Jours, ni mois et ni années) de  marietou ngaido  manquent, s'il vous plait pouvez-vous fournir d'effort pour avoir ces informations. </w:t>
         <w:br/>
-        <w:t>- Les informations sur l'acte de naissance (ni Jours, ni mois et ni années) de  momodou ngaido  manquent, s'il vous plait pouvez-vous fournir d'effort pour avoir ces informations. Attention ! Vous avez déclaré en s01q00 que le répondant est la personne elle-même, or momodou ngaido est trop jeune (8 ans) pour fournir des informations correctes. Prière de refaire la section 1 pour momodou ngaido en demandant à un adulte de répondre aux questions à sa place.</w:t>
+        <w:t>- Les informations sur l'acte de naissance (ni Jours, ni mois et ni années) de  momodou ngaido  manquent, s'il vous plait pouvez-vous fournir d'effort pour avoir ces informations.</w:t>
       </w:r>
     </w:p>
     <w:p>
@@ -2120,7 +2114,7 @@
         <w:rPr>
           <w:sz w:val="20"/>
         </w:rPr>
-        <w:t xml:space="preserve">- Peu probable! Ousmane    ngaido  n'arrive pas  à comprendre un petit texte lu dans une langue locale (s02q03). Veuillez corriger ou donner des explications au QG. Peu probable! Ousmane    ngaido  ne sait ni lire, ni écrire, ni comprendre dans aucune des langues  (s02q01,s02q02,s02q03). Veuillez corriger ou donner des explications au QG. </w:t>
+        <w:t xml:space="preserve">- Peu probable! Ousmane    ngaido 1  n'arrive pas  à comprendre un petit texte lu dans une langue locale (s02q03). Veuillez corriger ou donner des explications au QG. Peu probable! Ousmane    ngaido 1  ne sait ni lire, ni écrire, ni comprendre dans aucune des langues  (s02q01,s02q02,s02q03). Veuillez corriger ou donner des explications au QG. </w:t>
         <w:br/>
         <w:t xml:space="preserve">- Peu probable! abdoulaye ngaido  n'arrive pas  à comprendre un petit texte lu dans une langue locale (s02q03). Veuillez corriger ou donner des explications au QG. Peu probable! abdoulaye ngaido  ne sait ni lire, ni écrire, ni comprendre dans aucune des langues  (s02q01,s02q02,s02q03). Veuillez corriger ou donner des explications au QG. </w:t>
         <w:br/>
@@ -2136,7 +2130,7 @@
         <w:br/>
         <w:t xml:space="preserve">- Peu probable! diete sy  n'arrive pas  à comprendre un petit texte lu dans une langue locale (s02q03). Veuillez corriger ou donner des explications au QG. Peu probable! diete sy  ne sait ni lire, ni écrire, ni comprendre dans aucune des langues  (s02q01,s02q02,s02q03). Veuillez corriger ou donner des explications au QG. </w:t>
         <w:br/>
-        <w:t xml:space="preserve">- Peu probable! ifra ngaido  n'arrive pas  à comprendre un petit texte lu dans une langue locale (s02q03). Veuillez corriger ou donner des explications au QG. Peu probable! ifra ngaido  ne sait ni lire, ni écrire, ni comprendre dans aucune des langues  (s02q01,s02q02,s02q03). Veuillez corriger ou donner des explications au QG. La raison principale que ifra ngaido n'a pas fait des études dans une école formelle est fait des etude coranique et semble exister dans les modalités, prière de prendre attache avec le QG pour plus d'explication afin de la classer bien. </w:t>
+        <w:t xml:space="preserve">- Peu probable! ifra ngaido  n'arrive pas  à comprendre un petit texte lu dans une langue locale (s02q03). Veuillez corriger ou donner des explications au QG. Peu probable! ifra ngaido  ne sait ni lire, ni écrire, ni comprendre dans aucune des langues  (s02q01,s02q02,s02q03). Veuillez corriger ou donner des explications au QG. </w:t>
         <w:br/>
         <w:t xml:space="preserve">- Peu probable! kadia sall  n'arrive pas  à comprendre un petit texte lu dans une langue locale (s02q03). Veuillez corriger ou donner des explications au QG. Peu probable! kadia sall  ne sait ni lire, ni écrire, ni comprendre dans aucune des langues  (s02q01,s02q02,s02q03). Veuillez corriger ou donner des explications au QG. </w:t>
         <w:br/>
@@ -2146,7 +2140,28 @@
         <w:br/>
         <w:t xml:space="preserve">- Peu probable! momodou ngaido  n'arrive pas  à comprendre un petit texte lu dans une langue locale (s02q03). Veuillez corriger ou donner des explications au QG. Peu probable! momodou ngaido  ne sait ni lire, ni écrire, ni comprendre dans aucune des langues  (s02q01,s02q02,s02q03). Veuillez corriger ou donner des explications au QG. </w:t>
         <w:br/>
-        <w:t>- Peu probable! ousmane ngaido  n'arrive pas  à comprendre un petit texte lu dans une langue locale (s02q03). Veuillez corriger ou donner des explications au QG. Peu probable! ousmane ngaido  ne sait ni lire, ni écrire, ni comprendre dans aucune des langues  (s02q01,s02q02,s02q03). Veuillez corriger ou donner des explications au QG.</w:t>
+        <w:t>- Peu probable! ousmane ngaido 2  n'arrive pas  à comprendre un petit texte lu dans une langue locale (s02q03). Veuillez corriger ou donner des explications au QG. Peu probable! ousmane ngaido 2  ne sait ni lire, ni écrire, ni comprendre dans aucune des langues  (s02q01,s02q02,s02q03). Veuillez corriger ou donner des explications au QG.</w:t>
+      </w:r>
+    </w:p>
+    <w:p>
+      <w:r>
+        <w:rPr>
+          <w:b/>
+          <w:color w:val="4672C4"/>
+          <w:sz w:val="22"/>
+        </w:rPr>
+        <w:t>&gt;&gt; Section4a - Emploi</w:t>
+      </w:r>
+    </w:p>
+    <w:p>
+      <w:pPr>
+        <w:ind w:left="283"/>
+      </w:pPr>
+      <w:r>
+        <w:rPr>
+          <w:sz w:val="20"/>
+        </w:rPr>
+        <w:t>- Avertissement! diete sy n'a consacré aucune heure pour aucun des travaux du ménage, prière de regarder les réponses prises dans les questions (s04q01 s04q02 s04q03 s04q04 s04q05 s04q06 s04q07 s04q08).</w:t>
       </w:r>
     </w:p>
     <w:p>
@@ -2188,7 +2203,7 @@
         <w:rPr>
           <w:sz w:val="20"/>
         </w:rPr>
-        <w:t>- Avertissement!!! ousmane ngaido a demandé un crédit auprès d'une institution financière au cours des 12 derniers mois, qui a obtenu un crédit auprès d'une de ces institutions au cours des 12 derniers mois dit n'avoir pas beneficer de crédit immobilier. Veuillez vous rassurez réellement que la personne n'a pas affecté de crédit immobilier.</w:t>
+        <w:t>- Avertissement!!! ousmane ngaido 2 a demandé un crédit auprès d'une institution financière au cours des 12 derniers mois, qui a obtenu un crédit auprès d'une de ces institutions au cours des 12 derniers mois dit n'avoir pas beneficer de crédit immobilier. Veuillez vous rassurez réellement que la personne n'a pas affecté de crédit immobilier.</w:t>
       </w:r>
     </w:p>
     <w:p>
@@ -2251,28 +2266,7 @@
         <w:rPr>
           <w:sz w:val="20"/>
         </w:rPr>
-        <w:t>- La dernière fois que vous avez acheté Bois de chauffe ramassé/coupé (estimer la valeur) est ramasser par menage et semble exister dans les modalités, prière de prendre attache avec le QG pour plus d'explication afin de la classer bien.</w:t>
-      </w:r>
-    </w:p>
-    <w:p>
-      <w:r>
-        <w:rPr>
-          <w:b/>
-          <w:color w:val="4672C4"/>
-          <w:sz w:val="22"/>
-        </w:rPr>
-        <w:t>&gt;&gt; Section9d - Depenses non-alimentaires - 3 mois</w:t>
-      </w:r>
-    </w:p>
-    <w:p>
-      <w:pPr>
-        <w:ind w:left="283"/>
-      </w:pPr>
-      <w:r>
-        <w:rPr>
-          <w:sz w:val="20"/>
-        </w:rPr>
-        <w:t>- Peu plausible! le montant de la dépense pour Transport inter-localité à traction animale semble trop élevé. Veuillez, s'il vous plaît, confirmer cette information avec le QG ou la corriger.</w:t>
+        <w:t>- La dernière fois que vous avez acheté Bois de chauffe ramassé/coupé (estimer la valeur) est ramasser  a la brousse et semble exister dans les modalités, prière de prendre attache avec le QG pour plus d'explication afin de la classer bien.</w:t>
       </w:r>
     </w:p>
     <w:p>
@@ -2293,7 +2287,7 @@
         <w:rPr>
           <w:sz w:val="20"/>
         </w:rPr>
-        <w:t>- Avertissement!!! Le ménage de Abdoulaye  ngaido a comme taille 15 personnes dont ils vivent à MATAM Rural et aucune d'entre ne possède une entreprise non agricole, prière de revoir cette partie de la section 10 de ce menage.</w:t>
+        <w:t>- Avertissement!!! Le ménage de ABLAYE NGAIDO a comme taille 15 personnes dont ils vivent à MATAM Rural et aucune d'entre ne possède une entreprise non agricole, prière de revoir cette partie de la section 10 de ce menage.</w:t>
       </w:r>
     </w:p>
     <w:p>
@@ -2314,13 +2308,13 @@
         <w:rPr>
           <w:sz w:val="20"/>
         </w:rPr>
-        <w:t xml:space="preserve">- Avertissement!! Le champs a comme nom (champs 1  projet) qui ne semble pas être un bon nom ou contient des lettres, prière de mettre le vrai nom du champs. Avertissement!! La parcelle a comme nom (parcelle 1 piment) qui ne semble pas être un bon nom ou contient des lettres, prière de mettre le vrai nom de la parcelle. La superficie de la parcelle parcelle 1 piment est de 9999 Hectare (Ha), elle doit être renseignée et ne doit pas contenir des chiffres de 9999 ou 0. Prière de corriger. La superficie de la parcelle parcelle 1 piment selon l'exploitant est de 9999 Hectare (Ha) qui semble élevé ou l'estimation ne semble pas bonne. Prière de corriger. La superficie de la parcelle parcelle 1 piment selon les mesures GPS est de 164.17 hectare qui semble élevé ou faible, prière de corriger. Le document légal (titre, acte, certificat etc. ) qui affirme votre possession de la parcelle parcelle 1 piment est  et semble exister dans les modalités, prière de prendre attache avec le QG pour plus d'explication afin de la classer bien. </w:t>
-        <w:br/>
-        <w:t xml:space="preserve">- Avertissement!! Le champs a comme nom (champs 1  projet) qui ne semble pas être un bon nom ou contient des lettres, prière de mettre le vrai nom du champs. Avertissement!! La parcelle a comme nom (parcelle 1 piment) qui ne semble pas être un bon nom ou contient des lettres, prière de mettre le vrai nom de la parcelle. La superficie de la parcelle parcelle 1 piment est de 9999 Mètre Carré (m^2), elle doit être renseignée et ne doit pas contenir des chiffres de 9999 ou 0. Prière de corriger. La superficie de la parcelle parcelle 1 piment selon les mesures GPS est de 38 hectare qui semble élevé ou faible, prière de corriger. Le document légal (titre, acte, certificat etc. ) qui affirme votre possession de la parcelle parcelle 1 piment est  et semble exister dans les modalités, prière de prendre attache avec le QG pour plus d'explication afin de la classer bien. </w:t>
-        <w:br/>
-        <w:t xml:space="preserve">- Avertissement!! Le champs a comme nom (champs 1  projet) qui ne semble pas être un bon nom ou contient des lettres, prière de mettre le vrai nom du champs. Avertissement!! La parcelle a comme nom (parcelle 1 piment) qui ne semble pas être un bon nom ou contient des lettres, prière de mettre le vrai nom de la parcelle. La superficie de la parcelle parcelle 1 piment est de 9999 Mètre Carré (m^2), elle doit être renseignée et ne doit pas contenir des chiffres de 9999 ou 0. Prière de corriger. La superficie de la parcelle parcelle 1 piment selon les mesures GPS est de 9999 hectare qui semble élevé ou faible, prière de corriger. Le document légal (titre, acte, certificat etc. ) qui affirme votre possession de la parcelle parcelle 1 piment est  et semble exister dans les modalités, prière de prendre attache avec le QG pour plus d'explication afin de la classer bien. </w:t>
-        <w:br/>
-        <w:t xml:space="preserve">- Avertissement!! Le champs a comme nom (champs 1  projet) qui ne semble pas être un bon nom ou contient des lettres, prière de mettre le vrai nom du champs. Avertissement!! La parcelle a comme nom (parcelle 1) qui ne semble pas être un bon nom ou contient des lettres, prière de mettre le vrai nom de la parcelle. La superficie de la parcelle parcelle 1 selon les mesures GPS est de 1 hectare et celle donnée par l'exploitant est de 1 qui sont identique, comment cela pourrait-il se faire prière de corriger. Le document légal (titre, acte, certificat etc. ) qui affirme votre possession de la parcelle parcelle 1 est  et semble exister dans les modalités, prière de prendre attache avec le QG pour plus d'explication afin de la classer bien. </w:t>
+        <w:t xml:space="preserve">- Avertissement!! Le champs a comme nom (champs 1  projet) qui ne semble pas être un bon nom ou contient des lettres, prière de mettre le vrai nom du champs. Avertissement!! La parcelle a comme nom (parcelle 1 piment) qui ne semble pas être un bon nom ou contient des lettres, prière de mettre le vrai nom de la parcelle. La quantité de fumure appliquée dans la parcelle parcelle 1 piment est de 98  qui semble élevé ou ne sait pas, prière de fournir d'effort pour estimer la quantité afin de corriger. La superficie de la parcelle parcelle 1 piment selon les mesures GPS est de 38 hectare qui semble élevé ou faible, prière de corriger. Le document légal (titre, acte, certificat etc. ) qui affirme votre possession de la parcelle parcelle 1 piment est  et semble exister dans les modalités, prière de prendre attache avec le QG pour plus d'explication afin de la classer bien. </w:t>
+        <w:br/>
+        <w:t xml:space="preserve">- Avertissement!! Le champs a comme nom (champs 1  projet) qui ne semble pas être un bon nom ou contient des lettres, prière de mettre le vrai nom du champs. Avertissement!! La parcelle a comme nom (parcelle 1 piment) qui ne semble pas être un bon nom ou contient des lettres, prière de mettre le vrai nom de la parcelle. La quantité de fumure appliquée dans la parcelle parcelle 1 piment est de 98  qui semble élevé ou ne sait pas, prière de fournir d'effort pour estimer la quantité afin de corriger. La superficie de la parcelle parcelle 1 piment selon les mesures GPS est de 9999 hectare qui semble élevé ou faible, prière de corriger. Le document légal (titre, acte, certificat etc. ) qui affirme votre possession de la parcelle parcelle 1 piment est  et semble exister dans les modalités, prière de prendre attache avec le QG pour plus d'explication afin de la classer bien. </w:t>
+        <w:br/>
+        <w:t xml:space="preserve">- Avertissement!! Le champs a comme nom (champs 1  projet) qui ne semble pas être un bon nom ou contient des lettres, prière de mettre le vrai nom du champs. Avertissement!! La parcelle a comme nom (parcelle 1 piment) qui ne semble pas être un bon nom ou contient des lettres, prière de mettre le vrai nom de la parcelle. La superficie de la parcelle parcelle 1 piment selon l'exploitant est de 500 Hectare (Ha) qui semble élevé ou l'estimation ne semble pas bonne. Prière de corriger. La quantité de fumure appliquée dans la parcelle parcelle 1 piment est de 98  qui semble élevé ou ne sait pas, prière de fournir d'effort pour estimer la quantité afin de corriger. La superficie de la parcelle parcelle 1 piment selon les mesures GPS est de 164.17 hectare qui semble élevé ou faible, prière de corriger. Le document légal (titre, acte, certificat etc. ) qui affirme votre possession de la parcelle parcelle 1 piment est  et semble exister dans les modalités, prière de prendre attache avec le QG pour plus d'explication afin de la classer bien. </w:t>
+        <w:br/>
+        <w:t xml:space="preserve">- Avertissement!! Le champs a comme nom (champs 1  projet) qui ne semble pas être un bon nom ou contient des lettres, prière de mettre le vrai nom du champs. Avertissement!! La parcelle a comme nom (parcelle 1) qui ne semble pas être un bon nom ou contient des lettres, prière de mettre le vrai nom de la parcelle. La superficie de la parcelle parcelle 1 selon les mesures GPS est de 2248.44 hectare qui semble élevé ou faible, prière de corriger. Le document légal (titre, acte, certificat etc. ) qui affirme votre possession de la parcelle parcelle 1 est  et semble exister dans les modalités, prière de prendre attache avec le QG pour plus d'explication afin de la classer bien. </w:t>
         <w:br/>
         <w:t>- Avertissement!! Le champs a comme nom (champs 1  projet) qui ne semble pas être un bon nom ou contient des lettres, prière de mettre le vrai nom du champs. Avertissement!! La parcelle a comme nom (parcelle 1) qui ne semble pas être un bon nom ou contient des lettres, prière de mettre le vrai nom de la parcelle. La superficie de la parcelle parcelle 1 selon les mesures GPS est de 2569.44 hectare qui semble élevé ou faible, prière de corriger. Le document légal (titre, acte, certificat etc. ) qui affirme votre possession de la parcelle parcelle 1 est  et semble exister dans les modalités, prière de prendre attache avec le QG pour plus d'explication afin de la classer bien.</w:t>
       </w:r>
@@ -2353,6 +2347,27 @@
           <w:color w:val="4672C4"/>
           <w:sz w:val="22"/>
         </w:rPr>
+        <w:t>&gt;&gt; Section17 - Elevage</w:t>
+      </w:r>
+    </w:p>
+    <w:p>
+      <w:pPr>
+        <w:ind w:left="283"/>
+      </w:pPr>
+      <w:r>
+        <w:rPr>
+          <w:sz w:val="20"/>
+        </w:rPr>
+        <w:t>- Avertissement! Le prix unitaire (6666.667 Fcfa) de Equins (Chevaux) est trop petit ou élevé. Veuillez confirmer ces informations avec le QG ou apporter les corrections nécessaires.</w:t>
+      </w:r>
+    </w:p>
+    <w:p>
+      <w:r>
+        <w:rPr>
+          <w:b/>
+          <w:color w:val="4672C4"/>
+          <w:sz w:val="22"/>
+        </w:rPr>
         <w:t>&gt;&gt; Section19 - Equipements agricoles</w:t>
       </w:r>
     </w:p>
@@ -2364,8 +2379,6 @@
         <w:rPr>
           <w:sz w:val="20"/>
         </w:rPr>
-        <w:t xml:space="preserve">- Attention ! Charrettes a été revendu à 130000 Fcfa qui est relativement élevé par rapport aux autres prix de revente observés dans cette zone. Prière de corriger ou de confirmer avec le QG. </w:t>
-        <w:br/>
         <w:t>- Attention ! Tracteur a été revendu à 1100000 Fcfa qui est relativement élevé par rapport aux autres prix de revente observés dans cette zone. Prière de corriger ou de confirmer avec le QG.</w:t>
       </w:r>
     </w:p>
@@ -2918,7 +2931,7 @@
         <w:rPr>
           <w:sz w:val="20"/>
         </w:rPr>
-        <w:t>- Attention ! Le prix unitaire d'achat (100 Fcfa) de Ail en Sachets (Petit) est relativement élevé par rapport aux autres prix observés dans cette zone. Prière de corriger ou de confirmer avec le QG. Attention ! Le prix unitaire d'achat (200 Fcfa) de Feuilles de patate en Sachets (Petit) est relativement élevé par rapport aux autres prix observés dans cette zone. Prière de corriger ou de confirmer avec le QG. Avertissement!!! Le ménage a consommé 21 Paquet Petit de Thé en sachet, cette quantité semble anormale pour une consommation des 7 derniers jours.Prière de corriger ou de confirmer avec le QG. Avertissement!! le prix unitaire (40 Fcfa) de Thé en sachet (unité: Paquet) de taille Petit est très faible ou élevé. Prière de corriger ou de confirmer avec le QG. Attention ! Le prix unitaire d'achat (40 Fcfa) de Thé en sachet en Paquet (Petit) est relativement faible par rapport aux autres prix observés dans cette zone. Prière de corriger ou de confirmer avec le QG. Avertissement!!! Le ménage a consommé 21 Sachets Petit de Sucre en poudre , cette quantité semble anormale pour une consommation des 7 derniers jours.Prière de corriger ou de confirmer avec le QG. Attention ! Le prix unitaire d'achat (66.66666 Fcfa) de Sucre en poudre  en Sachets (Petit) est relativement faible par rapport aux autres prix observés dans cette zone. Prière de corriger ou de confirmer avec le QG. Avertissement!!!Le ménage a consommé 49 miche de Petit de Pain traditionnel (Baguette)  ce qui semble incoherent pour une consommation aucours des 7 derniers jours, prière de verifier et corriger. Attention ! Le prix unitaire d'achat (14.28571 Fcfa) de Pain traditionnel (Baguette) en miche (Petit) est relativement faible par rapport aux autres prix observés dans cette zone. Prière de corriger ou de confirmer avec le QG.</w:t>
+        <w:t>- Attention ! Le prix unitaire d'achat (100 Fcfa) de Soumbala (moutarde africaine) en Boule (dankk) (Petit) est relativement élevé par rapport aux autres prix observés dans cette zone. Prière de corriger ou de confirmer avec le QG. Attention ! Le prix unitaire d'achat (200 Fcfa) de Feuilles de patate en Sachets (Petit) est relativement élevé par rapport aux autres prix observés dans cette zone. Prière de corriger ou de confirmer avec le QG. Avertissement!!! Le ménage a consommé 21 Paquet Petit de Thé en sachet, cette quantité semble anormale pour une consommation des 7 derniers jours.Prière de corriger ou de confirmer avec le QG. Avertissement!! le prix unitaire (40 Fcfa) de Thé en sachet (unité: Paquet) de taille Petit est très faible ou élevé. Prière de corriger ou de confirmer avec le QG. Attention ! Le prix unitaire d'achat (40 Fcfa) de Thé en sachet en Paquet (Petit) est relativement faible par rapport aux autres prix observés dans cette zone. Prière de corriger ou de confirmer avec le QG. Avertissement!!! Le ménage a consommé 21 Sachets Petit de Sucre en poudre , cette quantité semble anormale pour une consommation des 7 derniers jours.Prière de corriger ou de confirmer avec le QG. Attention ! Le prix unitaire d'achat (66.66666 Fcfa) de Sucre en poudre  en Sachets (Petit) est relativement faible par rapport aux autres prix observés dans cette zone. Prière de corriger ou de confirmer avec le QG. Avertissement!!!Le ménage a consommé 49 miche de Petit de Pain traditionnel (Baguette)  ce qui semble incoherent pour une consommation aucours des 7 derniers jours, prière de verifier et corriger. Attention ! Le prix unitaire d'achat (14.28571 Fcfa) de Pain traditionnel (Baguette) en miche (Petit) est relativement faible par rapport aux autres prix observés dans cette zone. Prière de corriger ou de confirmer avec le QG.</w:t>
       </w:r>
     </w:p>
     <w:p>
@@ -3002,7 +3015,7 @@
         <w:rPr>
           <w:sz w:val="20"/>
         </w:rPr>
-        <w:t>- Le moyen que le ménage utilise pour se débarrasser des excréments hors de la concession est Pas de vidange une fois plaine le creuse une autre toilette et semble exister dans les modalités, prière de prendre attache avec le QG pour plus d'explication afin de la classer bien.</w:t>
+        <w:t>- Le montant (FCFA) du loyer mensuel payé pour un logement comme le votre dans ce village/quartier est trop élevé, Veuillez s'il vous plaît corriger cette information.  Le moyen que le ménage utilise pour se débarrasser des excréments hors de la concession est Pas de vidange une fois plaine le  ménage creuse une autre toilette et semble exister dans les modalités, prière de prendre attache avec le QG pour plus d'explication afin de la classer bien.</w:t>
       </w:r>
     </w:p>
     <w:p>
@@ -3115,7 +3128,7 @@
         </w:rPr>
         <w:t xml:space="preserve">- Attention ! Pirogue non-motorisée a été revendu à 215000 Fcfa qui est relativement élevé par rapport aux autres prix de revente observés dans cette zone. Prière de corriger ou de confirmer avec le QG. </w:t>
         <w:br/>
-        <w:t>- Avertissement!! Le prix d'achat (120000 FCFA) de Charrettes est inférieur aux prix de revente (125000 FCFA), prière de verifier et corriger ou confirmer l'information avec le QG. Attention ! Charrettes a été revendu à 120000 Fcfa qui est relativement élevé par rapport aux autres prix de revente observés dans cette zone. Prière de corriger ou de confirmer avec le QG.</w:t>
+        <w:t>- Avertissement!! Le prix d'achat (120000 FCFA) de Charrettes est inférieur aux prix de revente (125000 FCFA), prière de verifier et corriger ou confirmer l'information avec le QG.</w:t>
       </w:r>
     </w:p>
     <w:p>
@@ -3631,31 +3644,6 @@
           <w:color w:val="4672C4"/>
           <w:sz w:val="22"/>
         </w:rPr>
-        <w:t>&gt;&gt; Section4a - Emploi</w:t>
-      </w:r>
-    </w:p>
-    <w:p>
-      <w:pPr>
-        <w:ind w:left="283"/>
-      </w:pPr>
-      <w:r>
-        <w:rPr>
-          <w:sz w:val="20"/>
-        </w:rPr>
-        <w:t xml:space="preserve">- Avertissement! bare ndaw est trop jeune mais il a plus de 15 ans, prière de corriger ou confirmer. </w:t>
-        <w:br/>
-        <w:t xml:space="preserve">- Avertissement! coumba souleye ba est trop âgé ou en retraite mais il a moins de 58 ans, prière de corriger. </w:t>
-        <w:br/>
-        <w:t>- Avertissement! rougui ba est trop jeune mais il a plus de 15 ans, prière de corriger ou confirmer.</w:t>
-      </w:r>
-    </w:p>
-    <w:p>
-      <w:r>
-        <w:rPr>
-          <w:b/>
-          <w:color w:val="4672C4"/>
-          <w:sz w:val="22"/>
-        </w:rPr>
         <w:t>&gt;&gt; Section4b - Emploi - Activite principale</w:t>
       </w:r>
     </w:p>
@@ -3671,11 +3659,11 @@
         <w:br/>
         <w:t xml:space="preserve">- </w:t>
         <w:br/>
-        <w:t xml:space="preserve">- Attention ! Le nombre de jours que ablaye ba a travaillés par mois semble être inférieur à 15. Veuillez, s'il vous plaît, confirmer cette information. </w:t>
-        <w:br/>
         <w:t xml:space="preserve">- Attention ! Le nombre de jours que momodou ndaw a travaillés par mois semble être inférieur à 15. Veuillez, s'il vous plaît, confirmer cette information. </w:t>
         <w:br/>
-        <w:t>- Avertissement!!! sadio ba enquêté dans l'emploi principale n'a pas declaré son salaire prière de fournir plus d'effort pour lui demander son salire, vous pouvez utiliser des stratégies pour faire une estimation ou demander des conseils au QG. Avertissement!!! sadio ba enquêté dans l'emploi principale n'a pas declaré son revenu prière de fournir plus d'effort pour lui demander son revenu, vous pouvez utiliser des stratégies pour faire une estimation ou demander des conseils au QG.</w:t>
+        <w:t xml:space="preserve">- Avertissement!! Le montant de sadio ba semble trop élevé pour un salaire. Veuillez, s'il vous plaît, confirmer cette information avec le QG ou la corriger. </w:t>
+        <w:br/>
+        <w:t>- Nombre de mois exercé par bare Ba dans l'emploi au cours des 12 derniers mois semble faible, veuillez corriger s'il vous plait ou comfirmer avec le QG. Attention ! Le nombre de jours que bare Ba a travaillés par mois semble être inférieur à 15. Veuillez, s'il vous plaît, confirmer cette information.</w:t>
       </w:r>
     </w:p>
     <w:p>
@@ -3698,9 +3686,7 @@
         </w:rPr>
         <w:t xml:space="preserve">- Avertissement!!! diya ba a demandé un crédit auprès d'une institution financière au cours des 12 derniers mois, qui a obtenu un crédit auprès d'une de ces institutions au cours des 12 derniers mois dit n'avoir pas beneficer de crédit immobilier. Veuillez vous rassurez réellement que la personne n'a pas affecté de crédit immobilier. </w:t>
         <w:br/>
-        <w:t xml:space="preserve">-  Avertissement!!! samba ba1 a demandé un crédit auprès d'une institution financière au cours des 12 derniers mois, qui a obtenu un crédit auprès d'une de ces institutions au cours des 12 derniers mois dit n'avoir pas beneficer de crédit immobilier. Veuillez vous rassurez réellement que la personne n'a pas affecté de crédit immobilier. </w:t>
-        <w:br/>
-        <w:t>- Avertissement!!! sadio ba est un Instituteurs, enseignement primaire qui travaille dans Etat/Collectivités locales et est un Cadre moyen/agent de maîtrise mais dit n'avoir pas de compte dans une banque classique, prière de vérifier auprès de l'enquêté (e) ou confirmer avec le QG.</w:t>
+        <w:t>-  Avertissement!!! samba ba1 a demandé un crédit auprès d'une institution financière au cours des 12 derniers mois, qui a obtenu un crédit auprès d'une de ces institutions au cours des 12 derniers mois dit n'avoir pas beneficer de crédit immobilier. Veuillez vous rassurez réellement que la personne n'a pas affecté de crédit immobilier.</w:t>
       </w:r>
     </w:p>
     <w:p>
@@ -3721,7 +3707,7 @@
         <w:rPr>
           <w:sz w:val="20"/>
         </w:rPr>
-        <w:t>- Avertissement!!! Le ménage a consommé 14 Paquet Petit de Thé en sachet, cette quantité semble anormale pour une consommation des 7 derniers jours.Prière de corriger ou de confirmer avec le QG. Avertissement!! le prix unitaire (150 Fcfa) de Thé en sachet (unité: Paquet) de taille Petit est très faible ou élevé. Prière de corriger ou de confirmer avec le QG. Avertissement!!! Le ménage a consommé 35 Tas Petit de Capitaine frais, cette quantité semble anormale pour une consommation des 7 derniers jours.Prière de corriger ou de confirmer avec le QG. Avertissement!!! Le ménage a consommé 42 Cube Petit de Cube alimentaire (Maggi, Jumbo, ), cette quantité semble anormale pour une consommation des 7 derniers jours.Prière de corriger ou de confirmer avec le QG. Avertissement!!!Le ménage a consommé 280 Cuillère de Petit de Café en poudre soluble  ce qui semble incoherent pour une consommation aucours des 7 derniers jours, prière de verifier et corriger. Avertissement!!!Le ménage a consommé 280 miche de Petit de Pain traditionnel (Baguette)  ce qui semble incoherent pour une consommation aucours des 7 derniers jours, prière de verifier et corriger. Avertissement!!!Le ménage a consommé 49 Boite de tomate/Pot de Petit de Riz local fumé (malo-woussou)  ce qui semble incoherent pour une consommation aucours des 7 derniers jours, prière de verifier et corriger.</w:t>
+        <w:t>- Avertissement!!! Le ménage a consommé 14 Paquet Petit de Thé en sachet, cette quantité semble anormale pour une consommation des 7 derniers jours.Prière de corriger ou de confirmer avec le QG. Avertissement!! le prix unitaire (150 Fcfa) de Thé en sachet (unité: Paquet) de taille Petit est très faible ou élevé. Prière de corriger ou de confirmer avec le QG. Attention ! Le prix unitaire d'achat (150 Fcfa) de Thé en sachet en Paquet (Petit) est relativement élevé par rapport aux autres prix observés dans cette zone. Prière de corriger ou de confirmer avec le QG. Avertissement!!! Le ménage a consommé 35 Tas Petit de Capitaine frais, cette quantité semble anormale pour une consommation des 7 derniers jours.Prière de corriger ou de confirmer avec le QG. Avertissement!!! Le ménage a consommé 42 Cube Petit de Cube alimentaire (Maggi, Jumbo, ), cette quantité semble anormale pour une consommation des 7 derniers jours.Prière de corriger ou de confirmer avec le QG. Avertissement!!!Le ménage a consommé 280 Cuillère de Petit de Café en poudre soluble  ce qui semble incoherent pour une consommation aucours des 7 derniers jours, prière de verifier et corriger. Avertissement!!!Le ménage a consommé 280 miche de Petit de Pain traditionnel (Baguette)  ce qui semble incoherent pour une consommation aucours des 7 derniers jours, prière de verifier et corriger. Avertissement!!!Le ménage a consommé 49 Boite de tomate/Pot de Petit de Riz local fumé (malo-woussou)  ce qui semble incoherent pour une consommation aucours des 7 derniers jours, prière de verifier et corriger.</w:t>
       </w:r>
     </w:p>
     <w:p>
@@ -3763,30 +3749,7 @@
         <w:rPr>
           <w:sz w:val="20"/>
         </w:rPr>
-        <w:t xml:space="preserve">- Peu plausible! le montant de la dépense pour  Savon de ménage, lessive en poudre, détergents (eau de javel, etc. ) semble trop élevé. Veuillez, s'il vous plaît, confirmer cette information avec le QG ou la corriger. </w:t>
-        <w:br/>
-        <w:t>- Peu plausible! le montant de la dépense pour  Savon de toilette, shampoing semble trop élevé. Veuillez, s'il vous plaît, confirmer cette information avec le QG ou la corriger.</w:t>
-      </w:r>
-    </w:p>
-    <w:p>
-      <w:r>
-        <w:rPr>
-          <w:b/>
-          <w:color w:val="4672C4"/>
-          <w:sz w:val="22"/>
-        </w:rPr>
-        <w:t>&gt;&gt; Section9d - Depenses non-alimentaires - 3 mois</w:t>
-      </w:r>
-    </w:p>
-    <w:p>
-      <w:pPr>
-        <w:ind w:left="283"/>
-      </w:pPr>
-      <w:r>
-        <w:rPr>
-          <w:sz w:val="20"/>
-        </w:rPr>
-        <w:t>- Peu plausible! le montant de la dépense pour Brosse à dents semble trop élevé. Veuillez, s'il vous plaît, confirmer cette information avec le QG ou la corriger.</w:t>
+        <w:t>- Peu plausible! le montant de la dépense pour  Savon de ménage, lessive en poudre, détergents (eau de javel, etc. ) semble trop élevé. Veuillez, s'il vous plaît, confirmer cette information avec le QG ou la corriger.</w:t>
       </w:r>
     </w:p>
     <w:p>
@@ -3830,30 +3793,9 @@
         <w:rPr>
           <w:sz w:val="20"/>
         </w:rPr>
-        <w:t xml:space="preserve">- Incohérence!! L'entreprise achat et vent de produit alimentaire dit avoir réçu une somme sur la revente de ces marchandises achetées et revendues en état (s10q46 est differnt de 0) mais n'a depensé aucune somme sur l'achat des marchandises revendues en état (s10q47==0), prière de fournir plus d'effort pour estimer le montant obtenu sur la depense de ces marchandises achetées et revendues en état. </w:t>
+        <w:t xml:space="preserve">- Incohérence!! L'entreprise achat et vent de produit alimentaire dit avoir réçu une somme sur la revente de ces marchandises achetées et revendues en état (s10q46 est differnt de 0) mais n'a depensé aucune somme sur l'achat des marchandises revendues en état (s10q47==0), prière de fournir plus d'effort pour estimer le montant obtenu sur la depense de ces marchandises achetées et revendues en état. Le montant dépensé de l'entreprise achat et vent de produit alimentaire en achat de matières premières pour les produits vendus au cours des 30 derniers jours ou durant le dernier mois où l'entreprise a fonctionné ne peut pas être supéreur aux montants obtenus sur la vente de produits transformés par l'entreprise au cours de cette même période où l'entreprise a fonctionné (s10q49 &gt; s10q48), prière de corriger. L'entreprise achat et vent de produit alimentaire a depensé en achat de matières premières pour les produits vendus (s10q49 different de 0) mais dit n'avoir réçu aucune somme sur la vente de produits transformés (s10q48 est égal à 0), prière de fournir de l'effort pour estimer le montant obtenu sur la vente vente de produits transformés. L'entreprise achat et vent de produit alimentaire est généralement une entreprise commerciale ou de service dont elle ne depense pas en achat de matières premières.Elle ne transforme pas de produit donc ne peut pas obtenir un montant sur la vente des produits transformés (10.48 ou 10.49). Prière de mettre 0 pour ces questions si elles ne font pas de transformation. </w:t>
         <w:br/>
         <w:t>- L'entreprise vente de beignet dit avoir réçu une somme sur la vente de ces produits transformés (s10q48 est differnt de 0) mais n'a depensé aucune somme sur l'achat des matières premières (s10q49==0), prière de fournir de l'effort pour estimer le montant obtenu en achat de matières premières.</w:t>
-      </w:r>
-    </w:p>
-    <w:p>
-      <w:r>
-        <w:rPr>
-          <w:b/>
-          <w:color w:val="4672C4"/>
-          <w:sz w:val="22"/>
-        </w:rPr>
-        <w:t>&gt;&gt; Section11 - Caracteristiques logement</w:t>
-      </w:r>
-    </w:p>
-    <w:p>
-      <w:pPr>
-        <w:ind w:left="283"/>
-      </w:pPr>
-      <w:r>
-        <w:rPr>
-          <w:sz w:val="20"/>
-        </w:rPr>
-        <w:t>- Le montant (FCFA) du loyer mensuel payé pour un logement comme le votre dans ce village/quartier est trop élevé, Veuillez s'il vous plaît corriger cette information.</w:t>
       </w:r>
     </w:p>
     <w:p>
@@ -3874,11 +3816,7 @@
         <w:rPr>
           <w:sz w:val="20"/>
         </w:rPr>
-        <w:t xml:space="preserve">- Attention ! Appareil TV a été revendu à 150000 Fcfa qui est relativement élevé par rapport aux autres prix de revente observés dans cette zone. Prière de corriger ou de confirmer avec le QG. </w:t>
-        <w:br/>
-        <w:t xml:space="preserve">- Attention ! Réfrigérateur a été revendu à 200000 Fcfa qui est relativement élevé par rapport aux autres prix de revente observés dans cette zone. Prière de corriger ou de confirmer avec le QG. </w:t>
-        <w:br/>
-        <w:t xml:space="preserve">- Le nombre d'article ( Matelas simple)  dans ce ménages est élevé (21), prière de corriger ou confirmer avec le QG. </w:t>
+        <w:t xml:space="preserve">- Le nombre d'article ( Matelas simple)  dans ce ménages est élevé (14), prière de corriger ou confirmer avec le QG. </w:t>
         <w:br/>
         <w:t>- Le nombre d'article ( Téléphone portable)  dans ce ménages est élevé (19), prière de corriger ou confirmer avec le QG.</w:t>
       </w:r>
@@ -3901,15 +3839,15 @@
         <w:rPr>
           <w:sz w:val="20"/>
         </w:rPr>
-        <w:t xml:space="preserve">- Avertissement!! Le champs a comme nom (champs 1 riz paddy) qui ne semble pas être un bon nom ou contient des lettres, prière de mettre le vrai nom du champs. Avertissement!! La parcelle a comme nom (parcelle 1) qui ne semble pas être un bon nom ou contient des lettres, prière de mettre le vrai nom de la parcelle. La superficie de la parcelle parcelle 1 est de 9999 Hectare (Ha), elle doit être renseignée et ne doit pas contenir des chiffres de 9999 ou 0. Prière de corriger. La superficie de la parcelle parcelle 1 selon l'exploitant est de 9999 Hectare (Ha) qui semble élevé ou l'estimation ne semble pas bonne. Prière de corriger. Le document légal (titre, acte, certificat etc. ) qui affirme votre possession de la parcelle parcelle 1 est  et semble exister dans les modalités, prière de prendre attache avec le QG pour plus d'explication afin de la classer bien. </w:t>
-        <w:br/>
-        <w:t xml:space="preserve">- Avertissement!! Le champs a comme nom (champs 1 riz paddy) qui ne semble pas être un bon nom ou contient des lettres, prière de mettre le vrai nom du champs. Avertissement!! La parcelle a comme nom (parcelle1 riz paddy) qui ne semble pas être un bon nom ou contient des lettres, prière de mettre le vrai nom de la parcelle. La superficie de la parcelle parcelle1 riz paddy selon les mesures GPS est de .25 hectare et celle donnée par l'exploitant est de .25 qui sont identique, comment cela pourrait-il se faire prière de corriger. Le document légal (titre, acte, certificat etc. ) qui affirme votre possession de la parcelle parcelle1 riz paddy est  et semble exister dans les modalités, prière de prendre attache avec le QG pour plus d'explication afin de la classer bien. </w:t>
+        <w:t xml:space="preserve">- Avertissement!! Le champs a comme nom (champs 1 riz paddy) qui ne semble pas être un bon nom ou contient des lettres, prière de mettre le vrai nom du champs. Avertissement!! La parcelle a comme nom (parcelle 1) qui ne semble pas être un bon nom ou contient des lettres, prière de mettre le vrai nom de la parcelle. La superficie de la parcelle parcelle 1 est de 9999 Hectare (Ha), elle doit être renseignée et ne doit pas contenir des chiffres de 9999 ou 0. Prière de corriger. La superficie de la parcelle parcelle 1 selon l'exploitant est de 9999 Hectare (Ha) qui semble élevé ou l'estimation ne semble pas bonne. Prière de corriger. La superficie de la parcelle parcelle 1 selon les mesures GPS est de 3137.7 hectare qui semble élevé ou faible, prière de corriger. Le document légal (titre, acte, certificat etc. ) qui affirme votre possession de la parcelle parcelle 1 est  et semble exister dans les modalités, prière de prendre attache avec le QG pour plus d'explication afin de la classer bien. </w:t>
+        <w:br/>
+        <w:t xml:space="preserve">- Avertissement!! Le champs a comme nom (champs 1 riz paddy) qui ne semble pas être un bon nom ou contient des lettres, prière de mettre le vrai nom du champs. Avertissement!! La parcelle a comme nom (parcelle1 riz paddy) qui ne semble pas être un bon nom ou contient des lettres, prière de mettre le vrai nom de la parcelle. La superficie de la parcelle parcelle1 riz paddy selon les mesures GPS est de 4400.28 hectare qui semble élevé ou faible, prière de corriger. Le document légal (titre, acte, certificat etc. ) qui affirme votre possession de la parcelle parcelle1 riz paddy est  et semble exister dans les modalités, prière de prendre attache avec le QG pour plus d'explication afin de la classer bien. </w:t>
         <w:br/>
         <w:t xml:space="preserve">- Avertissement!! Le champs a comme nom (champs 1 riz paddy) qui ne semble pas être un bon nom ou contient des lettres, prière de mettre le vrai nom du champs. Avertissement!! La parcelle a comme nom (parcelle1) qui ne semble pas être un bon nom ou contient des lettres, prière de mettre le vrai nom de la parcelle. La superficie de la parcelle parcelle1 est de 9999 Hectare (Ha), elle doit être renseignée et ne doit pas contenir des chiffres de 9999 ou 0. Prière de corriger. La superficie de la parcelle parcelle1 selon l'exploitant est de 9999 Hectare (Ha) qui semble élevé ou l'estimation ne semble pas bonne. Prière de corriger. La superficie de la parcelle parcelle1 selon les mesures GPS est de 9999 hectare qui semble élevé ou faible, prière de corriger. La superficie de la parcelle parcelle1 selon les mesures GPS est de 9999 hectare et celle donnée par l'exploitant est de 9999 qui sont identique, comment cela pourrait-il se faire prière de corriger. Le document légal (titre, acte, certificat etc. ) qui affirme votre possession de la parcelle parcelle1 est  et semble exister dans les modalités, prière de prendre attache avec le QG pour plus d'explication afin de la classer bien. </w:t>
         <w:br/>
         <w:t xml:space="preserve">- Avertissement!! Le champs a comme nom (champs 1 riz paddy) qui ne semble pas être un bon nom ou contient des lettres, prière de mettre le vrai nom du champs. Avertissement!! La parcelle a comme nom (parcelle1) qui ne semble pas être un bon nom ou contient des lettres, prière de mettre le vrai nom de la parcelle. La superficie de la parcelle parcelle1 selon les mesures GPS est de .25 hectare et celle donnée par l'exploitant est de .25 qui sont identique, comment cela pourrait-il se faire prière de corriger. Le document légal (titre, acte, certificat etc. ) qui affirme votre possession de la parcelle parcelle1 est  et semble exister dans les modalités, prière de prendre attache avec le QG pour plus d'explication afin de la classer bien. </w:t>
         <w:br/>
-        <w:t>- Avertissement!! Le champs a comme nom (champs 1 riz paddy) qui ne semble pas être un bon nom ou contient des lettres, prière de mettre le vrai nom du champs. Avertissement!! La parcelle a comme nom (parcelle1) qui ne semble pas être un bon nom ou contient des lettres, prière de mettre le vrai nom de la parcelle. Le document légal (titre, acte, certificat etc. ) qui affirme votre possession de la parcelle parcelle1 est  et semble exister dans les modalités, prière de prendre attache avec le QG pour plus d'explication afin de la classer bien.</w:t>
+        <w:t>- Avertissement!! Le champs a comme nom (champs 1 riz paddy) qui ne semble pas être un bon nom ou contient des lettres, prière de mettre le vrai nom du champs. Avertissement!! La parcelle a comme nom (parcelle1) qui ne semble pas être un bon nom ou contient des lettres, prière de mettre le vrai nom de la parcelle. La superficie de la parcelle parcelle1 selon les mesures GPS est de 5325.07 hectare qui semble élevé ou faible, prière de corriger. Le document légal (titre, acte, certificat etc. ) qui affirme votre possession de la parcelle parcelle1 est  et semble exister dans les modalités, prière de prendre attache avec le QG pour plus d'explication afin de la classer bien.</w:t>
       </w:r>
     </w:p>
     <w:p>
@@ -3930,6 +3868,8 @@
         <w:rPr>
           <w:sz w:val="20"/>
         </w:rPr>
+        <w:t xml:space="preserve">- Le pourcentage qui reste à recolter pour ces cultures est de 100% c'est-à-dire que la recolte n'a pas commencé pour ces cultures, prière de regarder les questions (s16Cq11 s16Cq12) ou corriger. </w:t>
+        <w:br/>
         <w:t>- Le pourcentage qui reste à recolter pour ces cultures est de 100% c'est-à-dire que la recolte n'a pas commencé pour ces cultures, prière de regarder les questions (s16Cq11 s16Cq12) ou corriger.</w:t>
       </w:r>
     </w:p>
@@ -3951,28 +3891,9 @@
         <w:rPr>
           <w:sz w:val="20"/>
         </w:rPr>
-        <w:t>- Avertissement! Le prix de vente (450000 Fcfa) d'un Bovin est trop petit ou élevé . Veuillez confirmer ces informations avec le QG ou apporter les corrections nécessaires.</w:t>
-      </w:r>
-    </w:p>
-    <w:p>
-      <w:r>
-        <w:rPr>
-          <w:b/>
-          <w:color w:val="4672C4"/>
-          <w:sz w:val="22"/>
-        </w:rPr>
-        <w:t>&gt;&gt; Section18c - Cueillette</w:t>
-      </w:r>
-    </w:p>
-    <w:p>
-      <w:pPr>
-        <w:ind w:left="283"/>
-      </w:pPr>
-      <w:r>
-        <w:rPr>
-          <w:sz w:val="20"/>
-        </w:rPr>
-        <w:t>- Prière de renseigner la valeur de ce produit consommé ou stocké par votre ménage au cours des 12 derniers mois, prière de fournir d'effort pour avoir une estimation (s18cq03) au lieu de 9999.</w:t>
+        <w:t xml:space="preserve">- Avertissement! Le prix de vente (450000 Fcfa) d'un Bovin est trop petit ou élevé . Veuillez confirmer ces informations avec le QG ou apporter les corrections nécessaires. </w:t>
+        <w:br/>
+        <w:t>- Avertissement! Le prix unitaire (6000 Fcfa) de Equins (Chevaux) est trop petit ou élevé. Veuillez confirmer ces informations avec le QG ou apporter les corrections nécessaires.</w:t>
       </w:r>
     </w:p>
     <w:p>
@@ -4297,27 +4218,6 @@
           <w:color w:val="4672C4"/>
           <w:sz w:val="22"/>
         </w:rPr>
-        <w:t>&gt;&gt; Section1 - Caracteristiques des membres</w:t>
-      </w:r>
-    </w:p>
-    <w:p>
-      <w:pPr>
-        <w:ind w:left="283"/>
-      </w:pPr>
-      <w:r>
-        <w:rPr>
-          <w:sz w:val="20"/>
-        </w:rPr>
-        <w:t>- Avertissement!!!  HAWA DIALLO  possède un téléphone android mais dit n'avoir pas accès à l'internet, prière de confirmer cette information avec le QG ou la corriger.</w:t>
-      </w:r>
-    </w:p>
-    <w:p>
-      <w:r>
-        <w:rPr>
-          <w:b/>
-          <w:color w:val="4672C4"/>
-          <w:sz w:val="22"/>
-        </w:rPr>
         <w:t>&gt;&gt; Section2 - Education</w:t>
       </w:r>
     </w:p>
@@ -4339,7 +4239,7 @@
         <w:br/>
         <w:t xml:space="preserve">- Peu probable! HAWA DIALLO  n'arrive pas  à comprendre un petit texte lu dans une langue locale (s02q03). Veuillez corriger ou donner des explications au QG. </w:t>
         <w:br/>
-        <w:t xml:space="preserve">- Peu probable! HAWA OUSMANE SY  n'arrive pas  à comprendre un petit texte lu dans une langue locale (s02q03). Veuillez corriger ou donner des explications au QG. Le montant des frais de cantines ou de restauration pour l'année scolaire de HAWA OUSMANE SY est faible ou élevé. veuillez, s'il vous plait, confirmer ces informations avec le QG ou apporter les corrections nécessaires. </w:t>
+        <w:t xml:space="preserve">- Peu probable! HAWA OUSMANE SY  n'arrive pas  à comprendre un petit texte lu dans une langue locale (s02q03). Veuillez corriger ou donner des explications au QG. Peu probable! HAWA OUSMANE SY  ne sait ni lire, ni écrire, ni comprendre dans aucune des langues  (s02q01,s02q02,s02q03). Veuillez corriger ou donner des explications au QG. Peu plausible HAWA OUSMANE SY fréquente au minimum le fondamental 1 mais ne sait ni lire ni comprendre la langue française, prière de corriger ou de confirmer avec le QG merci. Le montant des frais de cantines ou de restauration pour l'année scolaire de HAWA OUSMANE SY est faible ou élevé. veuillez, s'il vous plait, confirmer ces informations avec le QG ou apporter les corrections nécessaires. </w:t>
         <w:br/>
         <w:t xml:space="preserve">- Peu probable! HAWA SY  n'arrive pas  à comprendre un petit texte lu dans une langue locale (s02q03). Veuillez corriger ou donner des explications au QG. Peu probable! HAWA SY  ne sait ni lire, ni écrire, ni comprendre dans aucune des langues  (s02q01,s02q02,s02q03). Veuillez corriger ou donner des explications au QG. </w:t>
         <w:br/>
@@ -4347,7 +4247,7 @@
         <w:br/>
         <w:t xml:space="preserve">- Peu probable! MAIRAME HAWA SY  n'arrive pas  à comprendre un petit texte lu dans une langue locale (s02q03). Veuillez corriger ou donner des explications au QG. </w:t>
         <w:br/>
-        <w:t xml:space="preserve">- Peu probable! OUMOU AMADOU SY  n'arrive pas  à comprendre un petit texte lu dans une langue locale (s02q03). Veuillez corriger ou donner des explications au QG. Le montant des frais de cantines ou de restauration pour l'année scolaire de OUMOU AMADOU SY est faible ou élevé. veuillez, s'il vous plait, confirmer ces informations avec le QG ou apporter les corrections nécessaires. </w:t>
+        <w:t xml:space="preserve">- Peu probable! OUMOU AMADOU SY  n'arrive pas  à comprendre un petit texte lu dans une langue locale (s02q03). Veuillez corriger ou donner des explications au QG. Peu probable! OUMOU AMADOU SY  ne sait ni lire, ni écrire, ni comprendre dans aucune des langues  (s02q01,s02q02,s02q03). Veuillez corriger ou donner des explications au QG. Peu plausible OUMOU AMADOU SY fréquente au minimum le fondamental 1 mais ne sait ni lire ni comprendre la langue française, prière de corriger ou de confirmer avec le QG merci. Le montant des frais de cantines ou de restauration pour l'année scolaire de OUMOU AMADOU SY est faible ou élevé. veuillez, s'il vous plait, confirmer ces informations avec le QG ou apporter les corrections nécessaires. </w:t>
         <w:br/>
         <w:t xml:space="preserve">- Peu probable! OUSMANE AMADOU SY  n'arrive pas  à comprendre un petit texte lu dans une langue locale (s02q03). Veuillez corriger ou donner des explications au QG. Peu probable! OUSMANE AMADOU SY  ne sait ni lire, ni écrire, ni comprendre dans aucune des langues  (s02q01,s02q02,s02q03). Veuillez corriger ou donner des explications au QG. </w:t>
         <w:br/>
@@ -4422,7 +4322,7 @@
         <w:rPr>
           <w:sz w:val="20"/>
         </w:rPr>
-        <w:t>- Attention ! Le prix unitaire d'achat (100 Fcfa) de Cube alimentaire (Maggi, Jumbo, ) en Cube (Petit) est relativement élevé par rapport aux autres prix observés dans cette zone. Prière de corriger ou de confirmer avec le QG. Attention ! Soupçons de quantité anormale! Le ménage de BAIDY SY avec une taille de 18 personnes a consommé 28 Cube en Petit de Cube alimentaire (Maggi, Jumbo, ) qui est relativement élevé comme consommation par rapport à la condition de vie des autres ménages de même taille dans cette zone. Prière de corriger ou de confirmer avec le QG. Attention ! Le prix unitaire d'achat (100 Fcfa) de Feuilles de patate en Sachets (Tres petit) est relativement élevé par rapport aux autres prix observés dans cette zone. Prière de corriger ou de confirmer avec le QG. Attention ! Le prix unitaire d'achat (200 Fcfa) de Sel en Sachets (Petit) est relativement élevé par rapport aux autres prix observés dans cette zone. Prière de corriger ou de confirmer avec le QG. Attention ! Le prix unitaire d'achat (300 Fcfa) de Oignon frais en Tas (Petit) est relativement élevé par rapport aux autres prix observés dans cette zone. Prière de corriger ou de confirmer avec le QG. Avertissement!!! Le ménage a consommé 7 Paquet Tres petit de Thé en sachet, cette quantité semble anormale pour une consommation des 7 derniers jours.Prière de corriger ou de confirmer avec le QG. Avertissement!! le prix unitaire (100 Fcfa) de Thé en sachet (unité: Paquet) de taille Tres petit est très faible ou élevé. Prière de corriger ou de confirmer avec le QG. Avertissement!!!Le ménage a consommé 133 miche de Petit de Pain traditionnel (Baguette)  ce qui semble incoherent pour une consommation aucours des 7 derniers jours, prière de verifier et corriger. Attention ! Soupçons de quantité anormale! Le ménage de BAIDY SY avec une taille de 18 personnes a consommé 133 miche en Petit de Pain traditionnel (Baguette) qui est relativement élevé comme consommation par rapport à la condition de vie des autres ménages de même taille dans cette zone. Prière de corriger ou de confirmer avec le QG.</w:t>
+        <w:t>- Attention ! Le prix unitaire d'achat (100 Fcfa) de Cube alimentaire (Maggi, Jumbo, ) en Cube (Petit) est relativement élevé par rapport aux autres prix observés dans cette zone. Prière de corriger ou de confirmer avec le QG. Attention ! Soupçons de quantité anormale! Le ménage de BAIDY SY avec une taille de 18 personnes a consommé 28 Cube en Petit de Cube alimentaire (Maggi, Jumbo, ) qui est relativement élevé comme consommation par rapport à la condition de vie des autres ménages de même taille dans cette zone. Prière de corriger ou de confirmer avec le QG. Attention ! Le prix unitaire d'achat (100 Fcfa) de Feuilles de patate en Sachets (Tres petit) est relativement élevé par rapport aux autres prix observés dans cette zone. Prière de corriger ou de confirmer avec le QG. Attention ! Le prix unitaire d'achat (200 Fcfa) de Sel en Sachets (Petit) est relativement élevé par rapport aux autres prix observés dans cette zone. Prière de corriger ou de confirmer avec le QG. Attention ! Le prix unitaire d'achat (300 Fcfa) de Oignon frais en Tas (Petit) est relativement élevé par rapport aux autres prix observés dans cette zone. Prière de corriger ou de confirmer avec le QG. Avertissement!!! Le ménage a consommé 7 Paquet Tres petit de Thé en sachet, cette quantité semble anormale pour une consommation des 7 derniers jours.Prière de corriger ou de confirmer avec le QG. Avertissement!! le prix unitaire (100 Fcfa) de Thé en sachet (unité: Paquet) de taille Tres petit est très faible ou élevé. Prière de corriger ou de confirmer avec le QG. Avertissement!!!Le ménage a consommé 133 miche de Petit de Pain traditionnel (Baguette)  ce qui semble incoherent pour une consommation aucours des 7 derniers jours, prière de verifier et corriger.</w:t>
       </w:r>
     </w:p>
     <w:p>
@@ -4487,21 +4387,21 @@
         <w:rPr>
           <w:sz w:val="20"/>
         </w:rPr>
-        <w:t xml:space="preserve">- Avertissement!! Le champs a comme nom (CHAMPS 1) qui ne semble pas être un bon nom ou contient des lettres, prière de mettre le vrai nom du champs. Avertissement!! La parcelle a comme nom (PARCELLE 1 RIZ) qui ne semble pas être un bon nom ou contient des lettres, prière de mettre le vrai nom de la parcelle. La superficie de la parcelle PARCELLE 1 RIZ selon les mesures GPS est de 2236.24 hectare qui semble élevé ou faible, prière de corriger. </w:t>
-        <w:br/>
-        <w:t xml:space="preserve">- Avertissement!! Le champs a comme nom (CHAMPS 1) qui ne semble pas être un bon nom ou contient des lettres, prière de mettre le vrai nom du champs. Avertissement!! La parcelle a comme nom (PARCELLE 1 RIZ) qui ne semble pas être un bon nom ou contient des lettres, prière de mettre le vrai nom de la parcelle. La superficie de la parcelle PARCELLE 1 RIZ selon les mesures GPS est de 2782.82 hectare qui semble élevé ou faible, prière de corriger. </w:t>
-        <w:br/>
-        <w:t xml:space="preserve">- Avertissement!! Le champs a comme nom (CHAMPS 1) qui ne semble pas être un bon nom ou contient des lettres, prière de mettre le vrai nom du champs. Avertissement!! La parcelle a comme nom (PARCELLE 1 RIZ) qui ne semble pas être un bon nom ou contient des lettres, prière de mettre le vrai nom de la parcelle. La superficie de la parcelle PARCELLE 1 RIZ selon les mesures GPS est de 912.17 hectare qui semble élevé ou faible, prière de corriger. </w:t>
-        <w:br/>
-        <w:t xml:space="preserve">- Avertissement!! Le champs a comme nom (CHAMPS 1) qui ne semble pas être un bon nom ou contient des lettres, prière de mettre le vrai nom du champs. Avertissement!! La parcelle a comme nom (PARCELLE 3 NIEBÉ) qui ne semble pas être un bon nom ou contient des lettres, prière de mettre le vrai nom de la parcelle. La raison principale de la non mesure de la parcelle PARCELLE 3 NIEBÉ est trop éloingne et on dois traversé le fleuve et semble exister dans les modalités, prière de prendre attache avec le QG pour plus d'explication afin de la classer bien. </w:t>
-        <w:br/>
-        <w:t xml:space="preserve">- Avertissement!! Le champs a comme nom (CHAMPS 1) qui ne semble pas être un bon nom ou contient des lettres, prière de mettre le vrai nom du champs. Avertissement!! La parcelle a comme nom (PARCELLE 3 NIEBÉ) qui ne semble pas être un bon nom ou contient des lettres, prière de mettre le vrai nom de la parcelle. La superficie de la parcelle PARCELLE 3 NIEBÉ selon les mesures GPS est de 2852.91 hectare qui semble élevé ou faible, prière de corriger. </w:t>
-        <w:br/>
-        <w:t xml:space="preserve">- Avertissement!! Le champs a comme nom (CHAMPS 1) qui ne semble pas être un bon nom ou contient des lettres, prière de mettre le vrai nom du champs. Avertissement!! La parcelle a comme nom (PARCELLE 3 NIEBÉ) qui ne semble pas être un bon nom ou contient des lettres, prière de mettre le vrai nom de la parcelle. La superficie de la parcelle PARCELLE 3 NIEBÉ selon les mesures GPS est de 3859.74 hectare qui semble élevé ou faible, prière de corriger. </w:t>
-        <w:br/>
-        <w:t xml:space="preserve">- Avertissement!! Le champs a comme nom (CHAMPS 1) qui ne semble pas être un bon nom ou contient des lettres, prière de mettre le vrai nom du champs. Avertissement!! La parcelle a comme nom (PARCELLE SORGHO 1) qui ne semble pas être un bon nom ou contient des lettres, prière de mettre le vrai nom de la parcelle. La superficie de la parcelle PARCELLE SORGHO 1 selon les mesures GPS est de 3217.04 hectare qui semble élevé ou faible, prière de corriger. </w:t>
-        <w:br/>
-        <w:t>- Avertissement!! Le champs a comme nom (CHAMPS 1) qui ne semble pas être un bon nom ou contient des lettres, prière de mettre le vrai nom du champs. Avertissement!! La parcelle a comme nom (PARCELLE SORGHO 1) qui ne semble pas être un bon nom ou contient des lettres, prière de mettre le vrai nom de la parcelle. La superficie de la parcelle PARCELLE SORGHO 1 selon les mesures GPS est de 4283.96 hectare qui semble élevé ou faible, prière de corriger.</w:t>
+        <w:t xml:space="preserve">- Avertissement!! La parcelle a comme nom (PARCELLE  RIZ 1) qui ne semble pas être un bon nom ou contient des lettres, prière de mettre le vrai nom de la parcelle. La superficie de la parcelle PARCELLE  RIZ 1 selon les mesures GPS est de 2236.24 hectare qui semble élevé ou faible, prière de corriger. </w:t>
+        <w:br/>
+        <w:t xml:space="preserve">- Avertissement!! La parcelle a comme nom (PARCELLE  RIZ 1) qui ne semble pas être un bon nom ou contient des lettres, prière de mettre le vrai nom de la parcelle. La superficie de la parcelle PARCELLE  RIZ 1 selon les mesures GPS est de 2782.82 hectare qui semble élevé ou faible, prière de corriger. </w:t>
+        <w:br/>
+        <w:t xml:space="preserve">- Avertissement!! La parcelle a comme nom (PARCELLE  RIZ 1) qui ne semble pas être un bon nom ou contient des lettres, prière de mettre le vrai nom de la parcelle. La superficie de la parcelle PARCELLE  RIZ 1 selon les mesures GPS est de 912.17 hectare qui semble élevé ou faible, prière de corriger. </w:t>
+        <w:br/>
+        <w:t xml:space="preserve">- Avertissement!! La parcelle a comme nom (PARCELLE SORGHO 1) qui ne semble pas être un bon nom ou contient des lettres, prière de mettre le vrai nom de la parcelle. La superficie de la parcelle PARCELLE SORGHO 1 selon les mesures GPS est de 3217.04 hectare qui semble élevé ou faible, prière de corriger. </w:t>
+        <w:br/>
+        <w:t xml:space="preserve">- Avertissement!! La parcelle a comme nom (PARCELLE SORGHO 1) qui ne semble pas être un bon nom ou contient des lettres, prière de mettre le vrai nom de la parcelle. La superficie de la parcelle PARCELLE SORGHO 1 selon les mesures GPS est de 4283.96 hectare qui semble élevé ou faible, prière de corriger. </w:t>
+        <w:br/>
+        <w:t xml:space="preserve">- La raison principale de la non mesure de la parcelle PARCELLE DE NIEBÉ est trop éloingne et on dois traversé le fleuve et semble exister dans les modalités, prière de prendre attache avec le QG pour plus d'explication afin de la classer bien. </w:t>
+        <w:br/>
+        <w:t xml:space="preserve">- La superficie de la parcelle PARCELLE DE NIEBÉ selon les mesures GPS est de 2852.91 hectare qui semble élevé ou faible, prière de corriger. </w:t>
+        <w:br/>
+        <w:t>- La superficie de la parcelle PARCELLE DE NIEBÉ selon les mesures GPS est de 3859.74 hectare qui semble élevé ou faible, prière de corriger.</w:t>
       </w:r>
     </w:p>
     <w:p>
@@ -4536,6 +4436,31 @@
           <w:color w:val="4672C4"/>
           <w:sz w:val="22"/>
         </w:rPr>
+        <w:t>&gt;&gt; Section16d - Utilisation de la production</w:t>
+      </w:r>
+    </w:p>
+    <w:p>
+      <w:pPr>
+        <w:ind w:left="283"/>
+      </w:pPr>
+      <w:r>
+        <w:rPr>
+          <w:sz w:val="20"/>
+        </w:rPr>
+        <w:t xml:space="preserve">- || </w:t>
+        <w:br/>
+        <w:t xml:space="preserve">- </w:t>
+        <w:br/>
+        <w:t>-  ||</w:t>
+      </w:r>
+    </w:p>
+    <w:p>
+      <w:r>
+        <w:rPr>
+          <w:b/>
+          <w:color w:val="4672C4"/>
+          <w:sz w:val="22"/>
+        </w:rPr>
         <w:t>&gt;&gt; Section17 - Elevage</w:t>
       </w:r>
     </w:p>
@@ -4547,7 +4472,7 @@
         <w:rPr>
           <w:sz w:val="20"/>
         </w:rPr>
-        <w:t>- Avertissement! Le prix unitaire (23437.5 Fcfa) d'un Ovins (Moutons) est trop petit ou élevé. Veuillez confirmer ces informations avec le QG ou apporter les corrections nécessaires. Avertissement! Le prix de vente (8333.333 Fcfa) d'un Ovins (Moutons) est trop petit ou élevé . Veuillez confirmer ces informations avec le QG ou apporter les corrections nécessaires. Incohérence!! Le ménage a dit qu'il a abbatu un animal dans les fêtes mais vous n'avez declaré aucun nombre d'animal abbatu dans les fêtes, prière de renseigner les nombre dans les questions (s17q18a s17q18b s17q18c s17q18d s17q18e s17q18f s17q18g s17q18h s17q18i).</w:t>
+        <w:t>- Avertissement! Le prix unitaire (23437.5 Fcfa) d'un Ovins (Moutons) est trop petit ou élevé. Veuillez confirmer ces informations avec le QG ou apporter les corrections nécessaires. Avertissement! Le prix de vente (8333.333 Fcfa) d'un Ovins (Moutons) est trop petit ou élevé . Veuillez confirmer ces informations avec le QG ou apporter les corrections nécessaires. Incohérence!! Le ménage a dit qu'il a abbatu un animal dans les fêtes mais vous n'avez declaré aucun nombre d'animal abbatu dans les fêtes, prière de renseigner les nombre dans les questions (s17q18a s17q18b s17q18c s17q18d s17q18e s17q18f s17q18g s17q18h s17q18i). Attention ! Le ménage a vendu  6 Ovins (Moutons) à 50000 donc un prix unitaire d'achat (8333.333 Fcfa) qui  est relativement faible par rapport aux autres prix observés dans cette zone. Prière de corriger ou de confirmer avec le QG.</w:t>
       </w:r>
     </w:p>
     <w:p>
@@ -4885,7 +4810,7 @@
         </w:rPr>
         <w:t xml:space="preserve">- Peu probable! ABDOU DIACKO  n'arrive pas  à comprendre un petit texte lu dans une langue locale (s02q03). Veuillez corriger ou donner des explications au QG. Peu probable! ABDOU DIACKO  ne sait ni lire, ni écrire, ni comprendre dans aucune des langues  (s02q01,s02q02,s02q03). Veuillez corriger ou donner des explications au QG. </w:t>
         <w:br/>
-        <w:t xml:space="preserve">- Peu probable! AMADOU DIACKO  n'arrive pas  à comprendre un petit texte lu dans une langue locale (s02q03). Veuillez corriger ou donner des explications au QG. Peu probable! AMADOU DIACKO  ne sait ni lire, ni écrire, ni comprendre dans aucune des langues  (s02q01,s02q02,s02q03). Veuillez corriger ou donner des explications au QG. La raison principale que AMADOU DIACKO n'a pas été à l'école entre 2024/2025 est MANQUE DE MOYEN et semble exister dans les modalités, prière de prendre attache avec le QG pour plus d'explication afin de la classer bien. </w:t>
+        <w:t xml:space="preserve">- Peu probable! AMADOU DIACKO  n'arrive pas  à comprendre un petit texte lu dans une langue locale (s02q03). Veuillez corriger ou donner des explications au QG. Peu probable! AMADOU DIACKO  ne sait ni lire, ni écrire, ni comprendre dans aucune des langues  (s02q01,s02q02,s02q03). Veuillez corriger ou donner des explications au QG. </w:t>
         <w:br/>
         <w:t>- Peu probable! COURA GUEYE  n'arrive pas  à comprendre un petit texte lu dans une langue locale (s02q03). Veuillez corriger ou donner des explications au QG.</w:t>
       </w:r>
@@ -4929,7 +4854,7 @@
         <w:rPr>
           <w:sz w:val="20"/>
         </w:rPr>
-        <w:t>- Attention ! Le prix unitaire d'achat (100 Fcfa) de Cube alimentaire (Maggi, Jumbo, ) en Cube (Petit) est relativement élevé par rapport aux autres prix observés dans cette zone. Prière de corriger ou de confirmer avec le QG. Attention ! Le prix unitaire d'achat (100 Fcfa) de Piment frais en Pièce (Petit) est relativement élevé par rapport aux autres prix observés dans cette zone. Prière de corriger ou de confirmer avec le QG. Attention ! Le prix unitaire d'achat (200 Fcfa) de Sel en Sachets (Moyen) est relativement élevé par rapport aux autres prix observés dans cette zone. Prière de corriger ou de confirmer avec le QG.</w:t>
+        <w:t>- Attention ! Le prix unitaire d'achat (100 Fcfa) de Cube alimentaire (Maggi, Jumbo, ) en Cube (Petit) est relativement élevé par rapport aux autres prix observés dans cette zone. Prière de corriger ou de confirmer avec le QG. Attention ! Le prix unitaire d'achat (100 Fcfa) de Piment frais en Pièce (Petit) est relativement élevé par rapport aux autres prix observés dans cette zone. Prière de corriger ou de confirmer avec le QG. Attention ! Le prix unitaire d'achat (200 Fcfa) de Sel en Sachets (Moyen) est relativement élevé par rapport aux autres prix observés dans cette zone. Prière de corriger ou de confirmer avec le QG. Attention ! Le prix unitaire d'achat (250 Fcfa) de Feuilles de Epinar en Tas (Petit) est relativement élevé par rapport aux autres prix observés dans cette zone. Prière de corriger ou de confirmer avec le QG.</w:t>
       </w:r>
     </w:p>
     <w:p>
@@ -5057,30 +4982,9 @@
         <w:rPr>
           <w:sz w:val="20"/>
         </w:rPr>
-        <w:t xml:space="preserve">- Avertissement!! Le champs a comme nom (CHAMPS 1) qui ne semble pas être un bon nom ou contient des lettres, prière de mettre le vrai nom du champs. Avertissement!! La parcelle a comme nom (PARCELLE 2 RIZ) qui ne semble pas être un bon nom ou contient des lettres, prière de mettre le vrai nom de la parcelle. La quantité d'utilisation de la Phosphate dans la parcelle PARCELLE 2 RIZ est de 200 Kilogramme et semble élevé, prière de corriger. Le nombre de jours total de la main-d'oeuvre non-familiale sur cette parcelle PARCELLE 2 RIZ au cours de la campagne pour la période de préparation du sol (labour) est de 60 jours qui semble faible ou élevé. Merci de corriger. Le salaire total payé de toutes catégories confondues par le ménage ABDOU DIACKO pour la main-d'oeuvre non-familiale sur la parcelle PARCELLE 2 RIZ au cours de la campagne pour la période de préparation du sol (labour) et des semis est de 0 qui semble élevé ou faible. Merci de corriger. Le salaire total payé de toutes catégories confondues par le ménage ABDOU DIACKO pour la main-d'oeuvre non-familiale sur la parcelle PARCELLE 2 RIZ au cours de la campagne pour la période des récoltes est de 0 qui semble élevé ou faible. Merci de corriger. La superficie de la parcelle PARCELLE 2 RIZ selon les mesures GPS est de 2345.8 hectare qui semble élevé ou faible, prière de corriger. Le document légal (titre, acte, certificat etc. ) qui affirme votre possession de la parcelle PARCELLE 2 RIZ est  et semble exister dans les modalités, prière de prendre attache avec le QG pour plus d'explication afin de la classer bien. </w:t>
+        <w:t xml:space="preserve">- Avertissement!! Le champs a comme nom (CHAMPS 1) qui ne semble pas être un bon nom ou contient des lettres, prière de mettre le vrai nom du champs. Avertissement!! La parcelle a comme nom (PARCELLE 2 RIZ) qui ne semble pas être un bon nom ou contient des lettres, prière de mettre le vrai nom de la parcelle. La quantité d'utilisation de la Phosphate dans la parcelle PARCELLE 2 RIZ est de 200 Kilogramme et semble élevé, prière de corriger. Le salaire total payé de toutes catégories confondues par le ménage ABDOU DIACKO pour la main-d'oeuvre non-familiale sur la parcelle PARCELLE 2 RIZ au cours de la campagne pour la période des récoltes est de 0 qui semble élevé ou faible. Merci de corriger. La superficie de la parcelle PARCELLE 2 RIZ selon les mesures GPS est de 2345.8 hectare qui semble élevé ou faible, prière de corriger. Le document légal (titre, acte, certificat etc. ) qui affirme votre possession de la parcelle PARCELLE 2 RIZ est  et semble exister dans les modalités, prière de prendre attache avec le QG pour plus d'explication afin de la classer bien. </w:t>
         <w:br/>
         <w:t>- Avertissement!! Le champs a comme nom (CHAMPS 1) qui ne semble pas être un bon nom ou contient des lettres, prière de mettre le vrai nom du champs. Le salaire total payé de toutes catégories confondues par le ménage ABDOU DIACKO pour la main-d'oeuvre non-familiale sur la parcelle PARCELLE DE SORGHO au cours de la campagne pour la période de préparation du sol (labour) et des semis est de 0 qui semble élevé ou faible. Merci de corriger. La superficie de la parcelle PARCELLE DE SORGHO selon les mesures GPS est de 5119.85 hectare qui semble élevé ou faible, prière de corriger.</w:t>
-      </w:r>
-    </w:p>
-    <w:p>
-      <w:r>
-        <w:rPr>
-          <w:b/>
-          <w:color w:val="4672C4"/>
-          <w:sz w:val="22"/>
-        </w:rPr>
-        <w:t>&gt;&gt; Section16d - Utilisation de la production</w:t>
-      </w:r>
-    </w:p>
-    <w:p>
-      <w:pPr>
-        <w:ind w:left="283"/>
-      </w:pPr>
-      <w:r>
-        <w:rPr>
-          <w:sz w:val="20"/>
-        </w:rPr>
-        <w:t>- ||</w:t>
       </w:r>
     </w:p>
     <w:p>
@@ -5101,8 +5005,6 @@
         <w:rPr>
           <w:sz w:val="20"/>
         </w:rPr>
-        <w:t xml:space="preserve">- Attention ! Hache-Paille a été achété à 1500 Fcfa est relativement faible par rapport aux autres prix d'achat observés dans cette zone. Prière de corriger ou de confirmer avec le QG. </w:t>
-        <w:br/>
         <w:t xml:space="preserve">- Attention ! Houe/daba/hilaire a été achété à 5000 Fcfa est relativement élevé par rapport aux autres prix d'achat observés dans cette zone. Prière de corriger ou de confirmer avec le QG. Attention ! Houe/daba/hilaire a été revendu à 5000 Fcfa qui est relativement élevé par rapport aux autres prix de revente observés dans cette zone. Prière de corriger ou de confirmer avec le QG. </w:t>
         <w:br/>
         <w:t>- Attention ! Pompe manuelle a été revendu à 10000 Fcfa qui est relativement élevé par rapport aux autres prix de revente observés dans cette zone. Prière de corriger ou de confirmer avec le QG.</w:t>
@@ -5531,11 +5433,9 @@
         <w:rPr>
           <w:sz w:val="20"/>
         </w:rPr>
-        <w:t xml:space="preserve">- Attention ! Le nombre de jours que Dicko Moussa Diacko a travaillés par mois semble être inférieur à 15. Veuillez, s'il vous plaît, confirmer cette information. Attention! le nombre d'heure que Dicko Moussa Diacko a travaillé par jour semble être inferieur à 4, veuillez s'il vous plait confirmer cette information avec le QG. </w:t>
-        <w:br/>
-        <w:t xml:space="preserve">- Avertissement! Nombre de mois que FATIMATA DIEYE a exercé dans l'emploi au cours des 12 derniers mois est de 0 mois, veuillez corriger s'il vous plait.Nombre de mois exercé par FATIMATA DIEYE dans l'emploi au cours des 12 derniers mois semble faible, veuillez corriger s'il vous plait ou comfirmer avec le QG. Attention ! Le nombre de jours que FATIMATA DIEYE a travaillés par mois semble être inférieur à 15. Veuillez, s'il vous plaît, confirmer cette information. Attention! le nombre d'heure que FATIMATA DIEYE a travaillé par jour semble être inferieur à 4, veuillez s'il vous plait confirmer cette information avec le QG. </w:t>
-        <w:br/>
-        <w:t>- Nombre de mois exercé par MOUSSA SAMBA DIACKO dans l'emploi au cours des 12 derniers mois semble faible, veuillez corriger s'il vous plait ou comfirmer avec le QG. Attention ! Le nombre de jours que MOUSSA SAMBA DIACKO a travaillés par mois semble être inférieur à 15. Veuillez, s'il vous plaît, confirmer cette information.</w:t>
+        <w:t xml:space="preserve">- || Attention ! Le nombre de jours que Dicko Moussa Diacko a travaillés par mois semble être inférieur à 15. Veuillez, s'il vous plaît, confirmer cette information. Attention! le nombre d'heure que Dicko Moussa Diacko a travaillé par jour semble être inferieur à 4, veuillez s'il vous plait confirmer cette information avec le QG. </w:t>
+        <w:br/>
+        <w:t>- Attention! le nombre d'heure que FATIMATA DIEYE a travaillé par jour semble être inferieur à 4, veuillez s'il vous plait confirmer cette information avec le QG.</w:t>
       </w:r>
     </w:p>
     <w:p>
@@ -5577,7 +5477,7 @@
         <w:rPr>
           <w:sz w:val="20"/>
         </w:rPr>
-        <w:t>- Attention ! Le prix unitaire d'achat (50 Fcfa) de Carpe séchée en Morceau (Portion) (Petit) est relativement faible par rapport aux autres prix observés dans cette zone. Prière de corriger ou de confirmer avec le QG. Attention ! Le prix unitaire d'achat (500 Fcfa) de Niébé/Haricots secs en Sachets (Petit) est relativement élevé par rapport aux autres prix observés dans cette zone. Prière de corriger ou de confirmer avec le QG. Avertissement!!! Le ménage a consommé 14 Paquet Petit de Thé en sachet, cette quantité semble anormale pour une consommation des 7 derniers jours.Prière de corriger ou de confirmer avec le QG. Avertissement!! le prix unitaire (100 Fcfa) de Thé en sachet (unité: Paquet) de taille Petit est très faible ou élevé. Prière de corriger ou de confirmer avec le QG. Avertissement!!! Le ménage a consommé 14 Sachets Petit de Sucre en poudre , cette quantité semble anormale pour une consommation des 7 derniers jours.Prière de corriger ou de confirmer avec le QG. Attention ! Le prix unitaire d'achat (200 Fcfa) de Sucre en poudre  en Sachets (Petit) est relativement élevé par rapport aux autres prix observés dans cette zone. Prière de corriger ou de confirmer avec le QG. Incohérence!! Dans ce ménage, chaque individus consomme par jour 46.58928 Kg  de cereale; Prière de revoir les quantités prises de ces produits. Incohérence!! Dans ce ménage, chaque individus consomme par jour 46.58928 Kg  de cereale; Prière de revoir les quantités prises de ces produits.</w:t>
+        <w:t>- Attention ! Le prix unitaire d'achat (50 Fcfa) de Carpe séchée en Morceau (Portion) (Petit) est relativement faible par rapport aux autres prix observés dans cette zone. Prière de corriger ou de confirmer avec le QG. Attention ! Le prix unitaire d'achat (500 Fcfa) de Niébé/Haricots secs en Sachets (Petit) est relativement élevé par rapport aux autres prix observés dans cette zone. Prière de corriger ou de confirmer avec le QG. Avertissement!!! Le ménage a consommé 14 Paquet Petit de Thé en sachet, cette quantité semble anormale pour une consommation des 7 derniers jours.Prière de corriger ou de confirmer avec le QG. Avertissement!! le prix unitaire (100 Fcfa) de Thé en sachet (unité: Paquet) de taille Petit est très faible ou élevé. Prière de corriger ou de confirmer avec le QG. Avertissement!!! Le ménage a consommé 14 Sachets Petit de Sucre en poudre , cette quantité semble anormale pour une consommation des 7 derniers jours.Prière de corriger ou de confirmer avec le QG. Attention ! Le prix unitaire d'achat (200 Fcfa) de Sucre en poudre  en Sachets (Petit) est relativement élevé par rapport aux autres prix observés dans cette zone. Prière de corriger ou de confirmer avec le QG. Incohérence!! Dans ce ménage, chaque individus consomme par jour 75.20834 Kg  de cereale; Prière de revoir les quantités prises de ces produits. Incohérence!! Dans ce ménage, chaque individus consomme par jour 75.20834 Kg  de cereale; Prière de revoir les quantités prises de ces produits.</w:t>
       </w:r>
     </w:p>
     <w:p>
@@ -5663,6 +5563,8 @@
         <w:rPr>
           <w:sz w:val="20"/>
         </w:rPr>
+        <w:t xml:space="preserve">- Attention ! Fer à repasser à charbon a été achété à 10000 Fcfa est relativement élevé par rapport aux autres prix d'achat observés dans cette zone. Prière de corriger ou de confirmer avec le QG. </w:t>
+        <w:br/>
         <w:t>- Attention ! Radio simple/Radiocassette a été achété à 110000 Fcfa est relativement élevé par rapport aux autres prix d'achat observés dans cette zone. Prière de corriger ou de confirmer avec le QG. Attention ! Radio simple/Radiocassette a été revendu à 75000 Fcfa qui est relativement élevé par rapport aux autres prix de revente observés dans cette zone. Prière de corriger ou de confirmer avec le QG.</w:t>
       </w:r>
     </w:p>
@@ -5684,9 +5586,9 @@
         <w:rPr>
           <w:sz w:val="20"/>
         </w:rPr>
-        <w:t xml:space="preserve">- La superficie de la parcelle Parcelle d'oignon et Patate selon l'exploitant est de 60 Mètre Carré (m^2) qui semble faible ou l'estimation ne semble pas bonne. Prière de corriger. Le document légal (titre, acte, certificat etc. ) qui affirme votre possession de la parcelle Parcelle d'oignon et Patate est  et semble exister dans les modalités, prière de prendre attache avec le QG pour plus d'explication afin de la classer bien. </w:t>
-        <w:br/>
-        <w:t>- La superficie de la parcelle Parcelle d'oignon et Patate selon l'exploitant est de 60 Mètre Carré (m^2) qui semble faible ou l'estimation ne semble pas bonne. Prière de corriger. Le salaire total payé de toutes catégories confondues par le ménage MOUSSA SAMBA DIACKO pour la main-d'oeuvre non-familiale sur la parcelle Parcelle d'oignon et Patate au cours de la campagne pour la période de préparation du sol (labour) et des semis est de 0 qui semble élevé ou faible. Merci de corriger. La superficie de la parcelle Parcelle d'oignon et Patate selon les mesures GPS est de 49.67 hectare qui semble élevé ou faible, prière de corriger. Le document légal (titre, acte, certificat etc. ) qui affirme votre possession de la parcelle Parcelle d'oignon et Patate est  et semble exister dans les modalités, prière de prendre attache avec le QG pour plus d'explication afin de la classer bien.</w:t>
+        <w:t xml:space="preserve">- La superficie de la parcelle Parcelle d'oignon selon l'exploitant est de 60 Mètre Carré (m^2) qui semble faible ou l'estimation ne semble pas bonne. Prière de corriger. Le document légal (titre, acte, certificat etc. ) qui affirme votre possession de la parcelle Parcelle d'oignon est  et semble exister dans les modalités, prière de prendre attache avec le QG pour plus d'explication afin de la classer bien. </w:t>
+        <w:br/>
+        <w:t>- La superficie de la parcelle Parcelle d'oignon selon l'exploitant est de 60 Mètre Carré (m^2) qui semble faible ou l'estimation ne semble pas bonne. Prière de corriger. Le salaire total payé de toutes catégories confondues par le ménage MOUSSA SAMBA DIACKO pour la main-d'oeuvre non-familiale sur la parcelle Parcelle d'oignon au cours de la campagne pour la période de préparation du sol (labour) et des semis est de 0 qui semble élevé ou faible. Merci de corriger. La superficie de la parcelle Parcelle d'oignon selon les mesures GPS est de 49.67 hectare qui semble élevé ou faible, prière de corriger. Le document légal (titre, acte, certificat etc. ) qui affirme votre possession de la parcelle Parcelle d'oignon est  et semble exister dans les modalités, prière de prendre attache avec le QG pour plus d'explication afin de la classer bien.</w:t>
       </w:r>
     </w:p>
     <w:p>
@@ -6151,7 +6053,7 @@
         <w:rPr>
           <w:sz w:val="20"/>
         </w:rPr>
-        <w:t>- Attention ! Le prix unitaire d'achat (100 Fcfa) de Piment frais en Pièce (Petit) est relativement élevé par rapport aux autres prix observés dans cette zone. Prière de corriger ou de confirmer avec le QG. Attention ! Soupçons de quantité anormale! Le ménage de ALSANNE NGAIDO avec une taille de 8 personnes a consommé 10 Pièce en Petit de Patate douce qui est relativement élevé comme consommation par rapport à la condition de vie des autres ménages de même taille dans cette zone. Prière de corriger ou de confirmer avec le QG. Avertissement!!! Le ménage a consommé 14 Paquet Moyen de Thé en sachet, cette quantité semble anormale pour une consommation des 7 derniers jours.Prière de corriger ou de confirmer avec le QG. Avertissement!! le prix unitaire (150 Fcfa) de Thé en sachet (unité: Paquet) de taille Moyen est très faible ou élevé. Prière de corriger ou de confirmer avec le QG. Avertissement!!!Le ménage a consommé 56 Cuillère de Petit de Café en poudre soluble  ce qui semble incoherent pour une consommation aucours des 7 derniers jours, prière de verifier et corriger. Avertissement!!!Le ménage a consommé 56 miche de Petit de Pain traditionnel (Baguette)  ce qui semble incoherent pour une consommation aucours des 7 derniers jours, prière de verifier et corriger.</w:t>
+        <w:t>- Avertissement!!! Le ménage a consommé 14 Paquet Moyen de Thé en sachet, cette quantité semble anormale pour une consommation des 7 derniers jours.Prière de corriger ou de confirmer avec le QG. Avertissement!! le prix unitaire (150 Fcfa) de Thé en sachet (unité: Paquet) de taille Moyen est très faible ou élevé. Prière de corriger ou de confirmer avec le QG. Avertissement!!!Le ménage a consommé 56 Cuillère de Petit de Café en poudre soluble  ce qui semble incoherent pour une consommation aucours des 7 derniers jours, prière de verifier et corriger. Avertissement!!!Le ménage a consommé 56 miche de Petit de Pain traditionnel (Baguette)  ce qui semble incoherent pour une consommation aucours des 7 derniers jours, prière de verifier et corriger.</w:t>
       </w:r>
     </w:p>
     <w:p>
@@ -6215,48 +6117,6 @@
           <w:sz w:val="20"/>
         </w:rPr>
         <w:t>- Avertissement!! Le champs a comme nom (champs 1 riz paddy) qui ne semble pas être un bon nom ou contient des lettres, prière de mettre le vrai nom du champs. Avertissement!! La parcelle a comme nom (parcelle 1) qui ne semble pas être un bon nom ou contient des lettres, prière de mettre le vrai nom de la parcelle. Le document légal (titre, acte, certificat etc. ) qui affirme votre possession de la parcelle parcelle 1 est  et semble exister dans les modalités, prière de prendre attache avec le QG pour plus d'explication afin de la classer bien.</w:t>
-      </w:r>
-    </w:p>
-    <w:p>
-      <w:r>
-        <w:rPr>
-          <w:b/>
-          <w:color w:val="4672C4"/>
-          <w:sz w:val="22"/>
-        </w:rPr>
-        <w:t>&gt;&gt; Section17 - Elevage</w:t>
-      </w:r>
-    </w:p>
-    <w:p>
-      <w:pPr>
-        <w:ind w:left="283"/>
-      </w:pPr>
-      <w:r>
-        <w:rPr>
-          <w:sz w:val="20"/>
-        </w:rPr>
-        <w:t>- Attention ! Le ménage a vendu 0 Ovins (Moutons) à . donc un prix unitaire d'achat (100000 Fcfa) qui  est relativement elevé par rapport aux autres prix observés dans cette zone. Prière de corriger ou de confirmer avec le QG.</w:t>
-      </w:r>
-    </w:p>
-    <w:p>
-      <w:r>
-        <w:rPr>
-          <w:b/>
-          <w:color w:val="4672C4"/>
-          <w:sz w:val="22"/>
-        </w:rPr>
-        <w:t>&gt;&gt; Section19 - Equipements agricoles</w:t>
-      </w:r>
-    </w:p>
-    <w:p>
-      <w:pPr>
-        <w:ind w:left="283"/>
-      </w:pPr>
-      <w:r>
-        <w:rPr>
-          <w:sz w:val="20"/>
-        </w:rPr>
-        <w:t>- Attention ! Charrettes a été revendu à 160000 Fcfa qui est relativement élevé par rapport aux autres prix de revente observés dans cette zone. Prière de corriger ou de confirmer avec le QG.</w:t>
       </w:r>
     </w:p>
     <w:p>
@@ -6627,7 +6487,7 @@
         <w:br/>
         <w:t xml:space="preserve">- Peu probable! MAIRAME SY  n'arrive pas  à comprendre un petit texte lu dans une langue locale (s02q03). Veuillez corriger ou donner des explications au QG. Peu probable! MAIRAME SY  ne sait ni lire, ni écrire, ni comprendre dans aucune des langues  (s02q01,s02q02,s02q03). Veuillez corriger ou donner des explications au QG. </w:t>
         <w:br/>
-        <w:t xml:space="preserve">- Peu probable! SALLA DIALLO  n'arrive pas  à comprendre un petit texte lu dans une langue locale (s02q03). Veuillez corriger ou donner des explications au QG. </w:t>
+        <w:t xml:space="preserve">- Peu probable! SALLA DIALLO  n'arrive pas  à comprendre un petit texte lu dans une langue locale (s02q03). Veuillez corriger ou donner des explications au QG. Peu probable! SALLA DIALLO  ne sait ni lire, ni écrire, ni comprendre dans aucune des langues  (s02q01,s02q02,s02q03). Veuillez corriger ou donner des explications au QG. Peu plausible SALLA DIALLO fréquente au minimum le fondamental 1 mais ne sait ni lire ni comprendre la langue française, prière de corriger ou de confirmer avec le QG merci. </w:t>
         <w:br/>
         <w:t>- Peu probable! SAMBA DIALLO  n'arrive pas  à comprendre un petit texte lu dans une langue locale (s02q03). Veuillez corriger ou donner des explications au QG. Peu probable! SAMBA DIALLO  ne sait ni lire, ni écrire, ni comprendre dans aucune des langues  (s02q01,s02q02,s02q03). Veuillez corriger ou donner des explications au QG.</w:t>
       </w:r>
@@ -6662,27 +6522,6 @@
           <w:color w:val="4672C4"/>
           <w:sz w:val="22"/>
         </w:rPr>
-        <w:t>&gt;&gt; Section4b - Emploi - Activite principale</w:t>
-      </w:r>
-    </w:p>
-    <w:p>
-      <w:pPr>
-        <w:ind w:left="283"/>
-      </w:pPr>
-      <w:r>
-        <w:rPr>
-          <w:sz w:val="20"/>
-        </w:rPr>
-        <w:t>- Avertissement!! Le montant de SAMBA DIALLO semble trop faible pour un revenu net gagné par an. Veuillez, s'il vous plaît, confirmer cette information avec le QG ou la corriger.</w:t>
-      </w:r>
-    </w:p>
-    <w:p>
-      <w:r>
-        <w:rPr>
-          <w:b/>
-          <w:color w:val="4672C4"/>
-          <w:sz w:val="22"/>
-        </w:rPr>
         <w:t>&gt;&gt; Section7b - Consommation alimentaire - 7 jours</w:t>
       </w:r>
     </w:p>
@@ -6694,7 +6533,7 @@
         <w:rPr>
           <w:sz w:val="20"/>
         </w:rPr>
-        <w:t>- Attention ! Le prix unitaire d'achat (100 Fcfa) de Piment frais en Pièce (Petit) est relativement élevé par rapport aux autres prix observés dans cette zone. Prière de corriger ou de confirmer avec le QG. Attention ! Le prix unitaire d'achat (50 Fcfa) de Cube alimentaire (Maggi, Jumbo, ) en Cube (Petit) est relativement élevé par rapport aux autres prix observés dans cette zone. Prière de corriger ou de confirmer avec le QG. Attention ! Le prix unitaire d'achat (500 Fcfa) de Lait caillé en Sachets (Moyen) est relativement élevé par rapport aux autres prix observés dans cette zone. Prière de corriger ou de confirmer avec le QG. Avertissement!!! Le ménage a consommé 14 Sachets Petit de Sucre en poudre , cette quantité semble anormale pour une consommation des 7 derniers jours.Prière de corriger ou de confirmer avec le QG. Avertissement!!! Le ménage a consommé 2 Paquet Petit de Thé en sachet, cette quantité semble anormale pour une consommation des 7 derniers jours.Prière de corriger ou de confirmer avec le QG. Avertissement!! le prix unitaire (100 Fcfa) de Thé en sachet (unité: Paquet) de taille Petit est très faible ou élevé. Prière de corriger ou de confirmer avec le QG.</w:t>
+        <w:t>- Attention ! Le prix unitaire d'achat (100 Fcfa) de Piment frais en Pièce (Petit) est relativement élevé par rapport aux autres prix observés dans cette zone. Prière de corriger ou de confirmer avec le QG. Attention ! Le prix unitaire d'achat (50 Fcfa) de Cube alimentaire (Maggi, Jumbo, ) en Cube (Petit) est relativement élevé par rapport aux autres prix observés dans cette zone. Prière de corriger ou de confirmer avec le QG. Attention ! Le prix unitaire d'achat (500 Fcfa) de Lait caillé en Sachets (Moyen) est relativement élevé par rapport aux autres prix observés dans cette zone. Prière de corriger ou de confirmer avec le QG. Attention ! Soupçons de quantité anormale! Le ménage de ALSSANE SAMBA DIALLO avec une taille de 11 personnes a consommé 14 Morceau (Portion) en Petit de Courge qui est relativement élevé comme consommation par rapport à la condition de vie des autres ménages de même taille dans cette zone. Prière de corriger ou de confirmer avec le QG. Attention ! Soupçons de quantité anormale! Le ménage de ALSSANE SAMBA DIALLO avec une taille de 11 personnes a consommé 5 Sachets en Petit de Sel qui est relativement élevé comme consommation par rapport à la condition de vie des autres ménages de même taille dans cette zone. Prière de corriger ou de confirmer avec le QG. Avertissement!!! Le ménage a consommé 14 Sachets Petit de Sucre en poudre , cette quantité semble anormale pour une consommation des 7 derniers jours.Prière de corriger ou de confirmer avec le QG. Avertissement!!! Le ménage a consommé 2 Paquet Petit de Thé en sachet, cette quantité semble anormale pour une consommation des 7 derniers jours.Prière de corriger ou de confirmer avec le QG. Avertissement!! le prix unitaire (100 Fcfa) de Thé en sachet (unité: Paquet) de taille Petit est très faible ou élevé. Prière de corriger ou de confirmer avec le QG.</w:t>
       </w:r>
     </w:p>
     <w:p>
@@ -6757,7 +6596,7 @@
         <w:rPr>
           <w:sz w:val="20"/>
         </w:rPr>
-        <w:t>- Attention ! Téléphone portable a été achété à 140000 Fcfa est relativement élevé par rapport aux autres prix d'achat observés dans cette zone. Prière de corriger ou de confirmer avec le QG. Attention ! Téléphone portable a été revendu à 125000 Fcfa qui est relativement élevé par rapport aux autres prix de revente observés dans cette zone. Prière de corriger ou de confirmer avec le QG.</w:t>
+        <w:t>- Attention ! Téléphone portable a été revendu à 125000 Fcfa qui est relativement élevé par rapport aux autres prix de revente observés dans cette zone. Prière de corriger ou de confirmer avec le QG.</w:t>
       </w:r>
     </w:p>
     <w:p>
@@ -7183,10 +7022,6 @@
         <w:br/>
         <w:t xml:space="preserve">- Les informations sur l'acte de naissance (ni Jours, ni mois et ni années) de  Kadiata sow  manquent, s'il vous plait pouvez-vous fournir d'effort pour avoir ces informations.  Avertissement!!!  Kadiata sow  ne possède pas le téléphone android, a accès à l'internet , prière de confirmer cette information. Incoherence! La mère de Kadiata sow est trop jeune ou vielle pour avoir Kadiata sow selon l'écart (12) d'âge entre lui et sa mère, prière de revoir l'âge de Kadiata sow ou de sa mère. Dans le cas contraire rassurez vous que c'est bien son fils/fille biologique. </w:t>
         <w:br/>
-        <w:t xml:space="preserve">- Les informations sur l'acte de naissance (ni Jours, ni mois et ni années) de  Kagnini Sow  manquent, s'il vous plait pouvez-vous fournir d'effort pour avoir ces informations. </w:t>
-        <w:br/>
-        <w:t xml:space="preserve">- Les informations sur l'acte de naissance (ni Jours, ni mois et ni années) de  Mamoudou Sow  manquent, s'il vous plait pouvez-vous fournir d'effort pour avoir ces informations. </w:t>
-        <w:br/>
         <w:t xml:space="preserve">- Les informations sur l'acte de naissance (ni Jours, ni mois et ni années) de  RAMATA KEITA  manquent, s'il vous plait pouvez-vous fournir d'effort pour avoir ces informations. </w:t>
         <w:br/>
         <w:t>- Les informations sur l'acte de naissance (ni Jours, ni mois et ni années) de  soyel Hamidou sow  manquent, s'il vous plait pouvez-vous fournir d'effort pour avoir ces informations.</w:t>
@@ -7305,40 +7140,13 @@
         <w:rPr>
           <w:sz w:val="20"/>
         </w:rPr>
-        <w:t xml:space="preserve">- Attention ! Le nombre de jours que RAMATA KEITA a travaillés par mois semble être inférieur à 15. Veuillez, s'il vous plaît, confirmer cette information. </w:t>
-        <w:br/>
-        <w:t xml:space="preserve">- Attention ! Le nombre de jours que SOYEL SOW (KALIDOU YERO SOW) a travaillés par mois semble être inférieur à 15. Veuillez, s'il vous plaît, confirmer cette information. </w:t>
-        <w:br/>
-        <w:t xml:space="preserve">- Nombre de mois exercé par ATHIA KEITA dans l'emploi au cours des 12 derniers mois semble faible, veuillez corriger s'il vous plait ou comfirmer avec le QG. Attention ! Le nombre de jours que ATHIA KEITA a travaillés par mois semble être inférieur à 15. Veuillez, s'il vous plaît, confirmer cette information. </w:t>
-        <w:br/>
-        <w:t xml:space="preserve">- Nombre de mois exercé par AÏSSATA DEMBELE dans l'emploi au cours des 12 derniers mois semble faible, veuillez corriger s'il vous plait ou comfirmer avec le QG. Attention ! Le nombre de jours que AÏSSATA DEMBELE a travaillés par mois semble être inférieur à 15. Veuillez, s'il vous plaît, confirmer cette information. </w:t>
-        <w:br/>
-        <w:t xml:space="preserve">- Nombre de mois exercé par Hamady Hamidou sow dans l'emploi au cours des 12 derniers mois semble faible, veuillez corriger s'il vous plait ou comfirmer avec le QG. Attention ! Le nombre de jours que Hamady Hamidou sow a travaillés par mois semble être inférieur à 15. Veuillez, s'il vous plaît, confirmer cette information. </w:t>
-        <w:br/>
-        <w:t xml:space="preserve">- Nombre de mois exercé par Kadiata sow dans l'emploi au cours des 12 derniers mois semble faible, veuillez corriger s'il vous plait ou comfirmer avec le QG. Attention ! Le nombre de jours que Kadiata sow a travaillés par mois semble être inférieur à 15. Veuillez, s'il vous plaît, confirmer cette information. </w:t>
-        <w:br/>
-        <w:t>- Nombre de mois exercé par soyel Hamidou sow dans l'emploi au cours des 12 derniers mois semble faible, veuillez corriger s'il vous plait ou comfirmer avec le QG. Attention ! Le nombre de jours que soyel Hamidou sow a travaillés par mois semble être inférieur à 15. Veuillez, s'il vous plaît, confirmer cette information.</w:t>
-      </w:r>
-    </w:p>
-    <w:p>
-      <w:r>
-        <w:rPr>
-          <w:b/>
-          <w:color w:val="4672C4"/>
-          <w:sz w:val="22"/>
-        </w:rPr>
-        <w:t>&gt;&gt; Section4c - Emploi - Activite secondaire</w:t>
-      </w:r>
-    </w:p>
-    <w:p>
-      <w:pPr>
-        <w:ind w:left="283"/>
-      </w:pPr>
-      <w:r>
-        <w:rPr>
-          <w:sz w:val="20"/>
-        </w:rPr>
-        <w:t>- Attention ! Le nombre de jours que SOYEL SOW (KALIDOU YERO SOW) a travaillés par mois semble être inférieur à 15. Veuillez, s'il vous plaît, confirmer cette information.</w:t>
+        <w:t xml:space="preserve">- || Nombre de mois exercé par ATHIA KEITA dans l'emploi au cours des 12 derniers mois semble faible, veuillez corriger s'il vous plait ou comfirmer avec le QG. </w:t>
+        <w:br/>
+        <w:t xml:space="preserve">- Nombre de mois exercé par Hamady Hamidou sow dans l'emploi au cours des 12 derniers mois semble faible, veuillez corriger s'il vous plait ou comfirmer avec le QG. </w:t>
+        <w:br/>
+        <w:t xml:space="preserve">- Nombre de mois exercé par Kadiata sow dans l'emploi au cours des 12 derniers mois semble faible, veuillez corriger s'il vous plait ou comfirmer avec le QG. </w:t>
+        <w:br/>
+        <w:t>- Nombre de mois exercé par soyel Hamidou sow dans l'emploi au cours des 12 derniers mois semble faible, veuillez corriger s'il vous plait ou comfirmer avec le QG.</w:t>
       </w:r>
     </w:p>
     <w:p>
@@ -7411,6 +7219,27 @@
           <w:color w:val="4672C4"/>
           <w:sz w:val="22"/>
         </w:rPr>
+        <w:t>&gt;&gt; Section10b - caracteristiques entreprise non agricole</w:t>
+      </w:r>
+    </w:p>
+    <w:p>
+      <w:pPr>
+        <w:ind w:left="283"/>
+      </w:pPr>
+      <w:r>
+        <w:rPr>
+          <w:sz w:val="20"/>
+        </w:rPr>
+        <w:t>- L'entreprise Mouture de mil  et décortique de riz existe dit n'avoir pas fait la revente de marchandises achetées et revendues en état, aussi le montant obtenus sur la vente de produits transformés par l'entreprise  n'a reçu aucune somme sur les reventes (s10q46=0 &amp; s10q48=0 &amp; s10q50=0); alors s'agit-il de quelle entreprise ?</w:t>
+      </w:r>
+    </w:p>
+    <w:p>
+      <w:r>
+        <w:rPr>
+          <w:b/>
+          <w:color w:val="4672C4"/>
+          <w:sz w:val="22"/>
+        </w:rPr>
         <w:t>&gt;&gt; Section11 - Caracteristiques logement</w:t>
       </w:r>
     </w:p>
@@ -7422,7 +7251,7 @@
         <w:rPr>
           <w:sz w:val="20"/>
         </w:rPr>
-        <w:t>- le montant supporté par le ménage pour cette source d’énergie au cours des 30 derniers jours semble élevé, prière de confirmer ou corriger.  Le  principal matériau de toit est ardoise et semble exister dans les modalités, prière de prendre attache avec le QG pour plus d'explication afin de la classer bien.  Le moyen que le ménage utilise pour se débarrasser des excréments hors de la concession est pas de vidange une fois plaine le ménage creuse une autre toilette et semble exister dans les modalités, prière de prendre attache avec le QG pour plus d'explication afin de la classer bien.</w:t>
+        <w:t>- le montant supporté par le ménage pour cette source d’énergie au cours des 30 derniers jours semble élevé, prière de confirmer ou corriger.  Le moyen que le ménage utilise pour se débarrasser des excréments hors de la concession est pas de vidange une fois plaine le ménage creuse une autre toilette et semble exister dans les modalités, prière de prendre attache avec le QG pour plus d'explication afin de la classer bien.</w:t>
       </w:r>
     </w:p>
     <w:p>
@@ -7468,11 +7297,11 @@
         <w:br/>
         <w:t xml:space="preserve">- Avertissement!! Le champs a comme nom (CHAMP de riz1) qui ne semble pas être un bon nom ou contient des lettres, prière de mettre le vrai nom du champs. Avertissement!! La parcelle a comme nom (Parcelle de riz 3) qui ne semble pas être un bon nom ou contient des lettres, prière de mettre le vrai nom de la parcelle. La superficie de la parcelle Parcelle de riz 3 selon l'exploitant est de 21.97 Mètre Carré (m^2) qui semble faible ou l'estimation ne semble pas bonne. Prière de corriger. La quantité d'utilisation d'urée dans la parcelle Parcelle de riz 3 est de 66 Kilogramme et semble élevé, prière de corriger. La superficie de la parcelle Parcelle de riz 3 selon les mesures GPS est de 21.97 hectare qui semble élevé ou faible, prière de corriger. Le document légal (titre, acte, certificat etc. ) qui affirme votre possession de la parcelle Parcelle de riz 3 est  et semble exister dans les modalités, prière de prendre attache avec le QG pour plus d'explication afin de la classer bien. </w:t>
         <w:br/>
-        <w:t xml:space="preserve">- Avertissement!! Le champs a comme nom (CHAMP de riz1) qui ne semble pas être un bon nom ou contient des lettres, prière de mettre le vrai nom du champs. Avertissement!! La parcelle a comme nom (parcelle  de riz 1) qui ne semble pas être un bon nom ou contient des lettres, prière de mettre le vrai nom de la parcelle. La quantité d'utilisation d'urée dans la parcelle parcelle  de riz 1 est de 500 Kilogramme et semble élevé, prière de corriger. La quantité d'utilisation de la Phosphate dans la parcelle parcelle  de riz 1 est de 500 Kilogramme et semble élevé, prière de corriger. La superficie de la parcelle parcelle  de riz 1 selon les mesures GPS est de 517.61 hectare qui semble élevé ou faible, prière de corriger. Le document légal (titre, acte, certificat etc. ) qui affirme votre possession de la parcelle parcelle  de riz 1 est  et semble exister dans les modalités, prière de prendre attache avec le QG pour plus d'explication afin de la classer bien. </w:t>
-        <w:br/>
-        <w:t xml:space="preserve">- Avertissement!! Le champs a comme nom (CHAMP de riz1) qui ne semble pas être un bon nom ou contient des lettres, prière de mettre le vrai nom du champs. Avertissement!! La parcelle a comme nom (parcelle  de riz 1) qui ne semble pas être un bon nom ou contient des lettres, prière de mettre le vrai nom de la parcelle. La superficie de la parcelle parcelle  de riz 1 selon l'exploitant est de .25 Mètre Carré (m^2) qui semble faible ou l'estimation ne semble pas bonne. Prière de corriger. La quantité d'utilisation d'urée dans la parcelle parcelle  de riz 1 est de 66 Kilogramme et semble élevé, prière de corriger. La superficie de la parcelle parcelle  de riz 1 selon les mesures GPS est de 19.12 hectare qui semble élevé ou faible, prière de corriger. </w:t>
-        <w:br/>
-        <w:t>- Avertissement!! Le champs a comme nom (CHAMP de riz1) qui ne semble pas être un bon nom ou contient des lettres, prière de mettre le vrai nom du champs. Avertissement!! La parcelle a comme nom (parcelle  de riz 1) qui ne semble pas être un bon nom ou contient des lettres, prière de mettre le vrai nom de la parcelle. La superficie de la parcelle parcelle  de riz 1 selon l'exploitant est de .25 Mètre Carré (m^2) qui semble faible ou l'estimation ne semble pas bonne. Prière de corriger. Le nombre d'application des engrais inorganiques dans la parcelle parcelle  de riz 1 est de  31 fois qui semble élevé ou faible, prière de corriger. La quantité d'utilisation d'urée dans la parcelle parcelle  de riz 1 est de 66 Kilogramme et semble élevé, prière de corriger. Le document légal (titre, acte, certificat etc. ) qui affirme votre possession de la parcelle parcelle  de riz 1 est  et semble exister dans les modalités, prière de prendre attache avec le QG pour plus d'explication afin de la classer bien.</w:t>
+        <w:t xml:space="preserve">- Avertissement!! Le champs a comme nom (CHAMP de riz1) qui ne semble pas être un bon nom ou contient des lettres, prière de mettre le vrai nom du champs. Avertissement!! La parcelle a comme nom (parcelle  de riz 1) qui ne semble pas être un bon nom ou contient des lettres, prière de mettre le vrai nom de la parcelle. La quantité d'utilisation d'urée dans la parcelle parcelle  de riz 1 est de 125 Kilogramme et semble élevé, prière de corriger. La superficie de la parcelle parcelle  de riz 1 selon les mesures GPS est de 517.61 hectare qui semble élevé ou faible, prière de corriger. Le document légal (titre, acte, certificat etc. ) qui affirme votre possession de la parcelle parcelle  de riz 1 est  et semble exister dans les modalités, prière de prendre attache avec le QG pour plus d'explication afin de la classer bien. </w:t>
+        <w:br/>
+        <w:t xml:space="preserve">- Avertissement!! Le champs a comme nom (CHAMP de riz1) qui ne semble pas être un bon nom ou contient des lettres, prière de mettre le vrai nom du champs. Avertissement!! La parcelle a comme nom (parcelle  de riz 1) qui ne semble pas être un bon nom ou contient des lettres, prière de mettre le vrai nom de la parcelle. La superficie de la parcelle parcelle  de riz 1 selon l'exploitant est de .25 Mètre Carré (m^2) qui semble faible ou l'estimation ne semble pas bonne. Prière de corriger. La quantité d'utilisation d'urée dans la parcelle parcelle  de riz 1 est de 125 Kilogramme et semble élevé, prière de corriger. La superficie de la parcelle parcelle  de riz 1 selon les mesures GPS est de 19.12 hectare qui semble élevé ou faible, prière de corriger. </w:t>
+        <w:br/>
+        <w:t>- Avertissement!! Le champs a comme nom (CHAMP de riz1) qui ne semble pas être un bon nom ou contient des lettres, prière de mettre le vrai nom du champs. Avertissement!! La parcelle a comme nom (parcelle  de riz 1) qui ne semble pas être un bon nom ou contient des lettres, prière de mettre le vrai nom de la parcelle. La superficie de la parcelle parcelle  de riz 1 selon l'exploitant est de .25 Mètre Carré (m^2) qui semble faible ou l'estimation ne semble pas bonne. Prière de corriger. La quantité d'utilisation d'urée dans la parcelle parcelle  de riz 1 est de 125 Kilogramme et semble élevé, prière de corriger. Le document légal (titre, acte, certificat etc. ) qui affirme votre possession de la parcelle parcelle  de riz 1 est  et semble exister dans les modalités, prière de prendre attache avec le QG pour plus d'explication afin de la classer bien.</w:t>
       </w:r>
     </w:p>
     <w:p>
@@ -7514,11 +7343,11 @@
         <w:rPr>
           <w:sz w:val="20"/>
         </w:rPr>
-        <w:t xml:space="preserve">- Attention ! Charrettes a été revendu à 125000 Fcfa qui est relativement élevé par rapport aux autres prix de revente observés dans cette zone. Prière de corriger ou de confirmer avec le QG. </w:t>
-        <w:br/>
         <w:t xml:space="preserve">- Attention ! Décortiqueuse à riz a été revendu à 1300000 Fcfa qui est relativement élevé par rapport aux autres prix de revente observés dans cette zone. Prière de corriger ou de confirmer avec le QG. </w:t>
         <w:br/>
         <w:t xml:space="preserve">- Attention ! Hache/pioche a été revendu à 8000 Fcfa qui est relativement élevé par rapport aux autres prix de revente observés dans cette zone. Prière de corriger ou de confirmer avec le QG. </w:t>
+        <w:br/>
+        <w:t xml:space="preserve">- Attention ! Herse a été revendu à 2500 Fcfa qui est relativement élevé par rapport aux autres prix de revente observés dans cette zone. Prière de corriger ou de confirmer avec le QG. </w:t>
         <w:br/>
         <w:t xml:space="preserve">- Attention ! Machette a été achété à 10000 Fcfa est relativement élevé par rapport aux autres prix d'achat observés dans cette zone. Prière de corriger ou de confirmer avec le QG. Attention ! Machette a été revendu à 10000 Fcfa qui est relativement élevé par rapport aux autres prix de revente observés dans cette zone. Prière de corriger ou de confirmer avec le QG. </w:t>
         <w:br/>
@@ -7887,11 +7716,7 @@
         <w:br/>
         <w:t xml:space="preserve">- Attention ! Le montant (10000 Fcfa) dépensé ou reçu en cadeau pour les recharges internet ou de forfaits de données mobiles(hors appels vocaux), aucours des 30 derniers jours de  TAHIROU NDAW est relativement élevé par rapport aux autres montants depansés observés dans cette zone. Prière de corriger ou de confirmer avec le QG. </w:t>
         <w:br/>
-        <w:t xml:space="preserve">- La raison principale pour laquelle que AMADOU NDAW 1 est venu vivre dans cette localité est PROBLEME SANITAIRE et semble exister dans les modalités, prière de prendre attache avec le QG pour plus d'explication afin de la classer bien. </w:t>
-        <w:br/>
-        <w:t xml:space="preserve">- La raison principale pour laquelle que GANDE NDAW est venu vivre dans cette localité est probleme de santer et semble exister dans les modalités, prière de prendre attache avec le QG pour plus d'explication afin de la classer bien. </w:t>
-        <w:br/>
-        <w:t>- Les catégories socioprofessionnelles du père biologique de  SAMBA TAHIBOU NDAW  ne sont pas coherentes, prière de corriger.</w:t>
+        <w:t>- La raison principale pour laquelle que GANDE NDAW est venu vivre dans cette localité est probleme de santer et semble exister dans les modalités, prière de prendre attache avec le QG pour plus d'explication afin de la classer bien.</w:t>
       </w:r>
     </w:p>
     <w:p>
@@ -7983,7 +7808,7 @@
         <w:rPr>
           <w:sz w:val="20"/>
         </w:rPr>
-        <w:t xml:space="preserve">- La  raison principale que ADAMA ABDOUL NDAW n'a pas cherché du travail au cours des 30 derniers jours est ecole coranique et semble exister dans les modalités, prière de prendre attache avec le QG pour plus d'explication afin de la classer bien. </w:t>
+        <w:t xml:space="preserve">- La  raison principale que ADAMA ABDOUL NDAW n'a pas cherché du travail au cours des 30 derniers jours est apprend le coran et semble exister dans les modalités, prière de prendre attache avec le QG pour plus d'explication afin de la classer bien. </w:t>
         <w:br/>
         <w:t xml:space="preserve">-  La  raison principale que BINETA ALIOU NDAW n'a pas cherché du travail au cours des 30 derniers jours est ne fais rien et semble exister dans les modalités, prière de prendre attache avec le QG pour plus d'explication afin de la classer bien. </w:t>
         <w:br/>
@@ -7995,9 +7820,7 @@
         <w:br/>
         <w:t xml:space="preserve">- Avertissement! Généralement les jeunes hommes (10 à 25ans) font des travaux ménager soit apprendre les enfants à reviser leurs léçons ou d'autres cours, ABDOUL TAHIBOU NDAW n'a consacré aucune heure pour les travaux cités en s04q01, s04q02, s04q03, s04q04, s04q05, s04q06, s04q07 et s04q08.Prière de regarder pour corriger ou confirmer avec le QG. </w:t>
         <w:br/>
-        <w:t xml:space="preserve">- Avertissement! MAIMOUNA NGAYDO 2 n'a consacré aucune heure pour aucun des travaux du ménage, prière de regarder les réponses prises dans les questions (s04q01 s04q02 s04q03 s04q04 s04q05 s04q06 s04q07 s04q08). </w:t>
-        <w:br/>
-        <w:t>- Incoherent! MAMOUDOU ADBOUL NDAW est (Ménagère) de la 4.21 et MAMOUDOU ADBOUL NDAW est un homme, prière de corriger.</w:t>
+        <w:t>- Avertissement! MAIMOUNA NGAYDO 2 n'a consacré aucune heure pour aucun des travaux du ménage, prière de regarder les réponses prises dans les questions (s04q01 s04q02 s04q03 s04q04 s04q05 s04q06 s04q07 s04q08).</w:t>
       </w:r>
     </w:p>
     <w:p>
